--- a/presentations/aurora-hotel/kp/MOST_KP_Bukhtarminskaya_EP.docx
+++ b/presentations/aurora-hotel/kp/MOST_KP_Bukhtarminskaya_EP.docx
@@ -122,7 +122,7 @@
           <w:sz w:val="21"/>
           <w:szCs w:val="21"/>
         </w:rPr>
-        <w:t xml:space="preserve">на разработку концепции и эскизного проекта гостиничного комплекса</w:t>
+        <w:t xml:space="preserve">на разработку форэскиза, концепции и эскизного проекта гостиничного комплекса</w:t>
       </w:r>
     </w:p>
     <w:tbl>
@@ -424,7 +424,7 @@
                 <w:sz w:val="20"/>
                 <w:szCs w:val="20"/>
               </w:rPr>
-              <w:t xml:space="preserve">Концепция и эскизный проект</w:t>
+              <w:t xml:space="preserve">Форэскиз, концепция и эскизный проект</w:t>
             </w:r>
           </w:p>
         </w:tc>
@@ -1150,7 +1150,7 @@
                 <w:sz w:val="20"/>
                 <w:szCs w:val="20"/>
               </w:rPr>
-              <w:t xml:space="preserve">Стадия 1. Концепция</w:t>
+              <w:t xml:space="preserve">Стадия 1. Форэскиз</w:t>
             </w:r>
           </w:p>
         </w:tc>
@@ -1186,7 +1186,7 @@
                 <w:sz w:val="20"/>
                 <w:szCs w:val="20"/>
               </w:rPr>
-              <w:t xml:space="preserve">30 %</w:t>
+              <w:t xml:space="preserve">10 %</w:t>
             </w:r>
           </w:p>
         </w:tc>
@@ -1222,7 +1222,7 @@
                 <w:sz w:val="20"/>
                 <w:szCs w:val="20"/>
               </w:rPr>
-              <w:t xml:space="preserve">600</w:t>
+              <w:t xml:space="preserve">200</w:t>
             </w:r>
           </w:p>
         </w:tc>
@@ -1258,7 +1258,7 @@
                 <w:sz w:val="20"/>
                 <w:szCs w:val="20"/>
               </w:rPr>
-              <w:t xml:space="preserve">16 512 792 ₸</w:t>
+              <w:t xml:space="preserve">5 504 264 ₸</w:t>
             </w:r>
           </w:p>
         </w:tc>
@@ -1295,7 +1295,152 @@
                 <w:sz w:val="20"/>
                 <w:szCs w:val="20"/>
               </w:rPr>
-              <w:t xml:space="preserve">Стадия 2. Эскизный проект</w:t>
+              <w:t xml:space="preserve">Стадия 2. Концепция</w:t>
+            </w:r>
+          </w:p>
+        </w:tc>
+        <w:tc>
+          <w:tcPr>
+            <w:tcW w:type="dxa" w:w="1400"/>
+            <w:tcBorders>
+              <w:top w:val="none" w:color="FFFFFF" w:sz="0"/>
+              <w:left w:val="none" w:color="FFFFFF" w:sz="0"/>
+              <w:bottom w:val="single" w:color="DCDCDC" w:sz="4"/>
+              <w:right w:val="none" w:color="FFFFFF" w:sz="0"/>
+            </w:tcBorders>
+            <w:tcMar>
+              <w:top w:type="dxa" w:w="90"/>
+              <w:left w:type="dxa" w:w="120"/>
+              <w:bottom w:type="dxa" w:w="90"/>
+              <w:right w:type="dxa" w:w="120"/>
+            </w:tcMar>
+          </w:tcPr>
+          <w:p>
+            <w:pPr>
+              <w:spacing w:after="0" w:line="240"/>
+              <w:jc w:val="right"/>
+            </w:pPr>
+            <w:r>
+              <w:rPr>
+                <w:rFonts w:ascii="Arial" w:cs="Arial" w:eastAsia="Arial" w:hAnsi="Arial"/>
+                <w:b w:val="false"/>
+                <w:bCs w:val="false"/>
+                <w:i w:val="false"/>
+                <w:iCs w:val="false"/>
+                <w:color w:val="333333"/>
+                <w:sz w:val="20"/>
+                <w:szCs w:val="20"/>
+              </w:rPr>
+              <w:t xml:space="preserve">20 %</w:t>
+            </w:r>
+          </w:p>
+        </w:tc>
+        <w:tc>
+          <w:tcPr>
+            <w:tcW w:type="dxa" w:w="1500"/>
+            <w:tcBorders>
+              <w:top w:val="none" w:color="FFFFFF" w:sz="0"/>
+              <w:left w:val="none" w:color="FFFFFF" w:sz="0"/>
+              <w:bottom w:val="single" w:color="DCDCDC" w:sz="4"/>
+              <w:right w:val="none" w:color="FFFFFF" w:sz="0"/>
+            </w:tcBorders>
+            <w:tcMar>
+              <w:top w:type="dxa" w:w="90"/>
+              <w:left w:type="dxa" w:w="120"/>
+              <w:bottom w:type="dxa" w:w="90"/>
+              <w:right w:type="dxa" w:w="120"/>
+            </w:tcMar>
+          </w:tcPr>
+          <w:p>
+            <w:pPr>
+              <w:spacing w:after="0" w:line="240"/>
+              <w:jc w:val="right"/>
+            </w:pPr>
+            <w:r>
+              <w:rPr>
+                <w:rFonts w:ascii="Arial" w:cs="Arial" w:eastAsia="Arial" w:hAnsi="Arial"/>
+                <w:b w:val="false"/>
+                <w:bCs w:val="false"/>
+                <w:i w:val="false"/>
+                <w:iCs w:val="false"/>
+                <w:color w:val="333333"/>
+                <w:sz w:val="20"/>
+                <w:szCs w:val="20"/>
+              </w:rPr>
+              <w:t xml:space="preserve">400</w:t>
+            </w:r>
+          </w:p>
+        </w:tc>
+        <w:tc>
+          <w:tcPr>
+            <w:tcW w:type="dxa" w:w="1500"/>
+            <w:tcBorders>
+              <w:top w:val="none" w:color="FFFFFF" w:sz="0"/>
+              <w:left w:val="none" w:color="FFFFFF" w:sz="0"/>
+              <w:bottom w:val="single" w:color="DCDCDC" w:sz="4"/>
+              <w:right w:val="none" w:color="FFFFFF" w:sz="0"/>
+            </w:tcBorders>
+            <w:tcMar>
+              <w:top w:type="dxa" w:w="90"/>
+              <w:left w:type="dxa" w:w="120"/>
+              <w:bottom w:type="dxa" w:w="90"/>
+              <w:right w:type="dxa" w:w="120"/>
+            </w:tcMar>
+          </w:tcPr>
+          <w:p>
+            <w:pPr>
+              <w:spacing w:after="0" w:line="240"/>
+              <w:jc w:val="right"/>
+            </w:pPr>
+            <w:r>
+              <w:rPr>
+                <w:rFonts w:ascii="Arial" w:cs="Arial" w:eastAsia="Arial" w:hAnsi="Arial"/>
+                <w:b/>
+                <w:bCs/>
+                <w:i w:val="false"/>
+                <w:iCs w:val="false"/>
+                <w:color w:val="111111"/>
+                <w:sz w:val="20"/>
+                <w:szCs w:val="20"/>
+              </w:rPr>
+              <w:t xml:space="preserve">11 008 528 ₸</w:t>
+            </w:r>
+          </w:p>
+        </w:tc>
+      </w:tr>
+      <w:tr>
+        <w:tc>
+          <w:tcPr>
+            <w:tcW w:type="dxa" w:w="5239"/>
+            <w:tcBorders>
+              <w:top w:val="none" w:color="FFFFFF" w:sz="0"/>
+              <w:left w:val="none" w:color="FFFFFF" w:sz="0"/>
+              <w:bottom w:val="single" w:color="DCDCDC" w:sz="4"/>
+              <w:right w:val="none" w:color="FFFFFF" w:sz="0"/>
+            </w:tcBorders>
+            <w:tcMar>
+              <w:top w:type="dxa" w:w="90"/>
+              <w:left w:type="dxa" w:w="120"/>
+              <w:bottom w:type="dxa" w:w="90"/>
+              <w:right w:type="dxa" w:w="120"/>
+            </w:tcMar>
+          </w:tcPr>
+          <w:p>
+            <w:pPr>
+              <w:spacing w:after="0" w:line="240"/>
+            </w:pPr>
+            <w:r>
+              <w:rPr>
+                <w:rFonts w:ascii="Arial" w:cs="Arial" w:eastAsia="Arial" w:hAnsi="Arial"/>
+                <w:b w:val="false"/>
+                <w:bCs w:val="false"/>
+                <w:i w:val="false"/>
+                <w:iCs w:val="false"/>
+                <w:color w:val="111111"/>
+                <w:sz w:val="20"/>
+                <w:szCs w:val="20"/>
+              </w:rPr>
+              <w:t xml:space="preserve">Стадия 3. Эскизный проект</w:t>
             </w:r>
           </w:p>
         </w:tc>
@@ -1574,7 +1719,7 @@
           <w:sz w:val="17"/>
           <w:szCs w:val="17"/>
         </w:rPr>
-        <w:t xml:space="preserve">Стоимость указана без учёта НДС. Расчёт от площади 27 521,32 м².</w:t>
+        <w:t xml:space="preserve">Стоимость указана с учётом НДС, расчёт от площади 27 521,32 м². В том числе: сумма без НДС — 49 145 214,29 ₸, НДС 12 % — 5 897 425,71 ₸.</w:t>
       </w:r>
     </w:p>
     <w:p>
@@ -1614,7 +1759,7 @@
           <w:sz w:val="21"/>
           <w:szCs w:val="21"/>
         </w:rPr>
-        <w:t xml:space="preserve">Стадия 1. Концепция</w:t>
+        <w:t xml:space="preserve">Стадия 1. Форэскиз</w:t>
       </w:r>
     </w:p>
     <w:p>
@@ -1678,7 +1823,7 @@
           <w:sz w:val="20"/>
           <w:szCs w:val="20"/>
         </w:rPr>
-        <w:t xml:space="preserve">Посадка комплекса на участок, генеральный план, отступы от границ</w:t>
+        <w:t xml:space="preserve">Варианты посадки и объёмно-пространственного решения</w:t>
       </w:r>
     </w:p>
     <w:p>
@@ -1710,7 +1855,7 @@
           <w:sz w:val="20"/>
           <w:szCs w:val="20"/>
         </w:rPr>
-        <w:t xml:space="preserve">Объёмно-пространственное решение, этажность, силуэт</w:t>
+        <w:t xml:space="preserve">Предварительные технико-экономические показатели</w:t>
       </w:r>
     </w:p>
     <w:p>
@@ -1742,103 +1887,7 @@
           <w:sz w:val="20"/>
           <w:szCs w:val="20"/>
         </w:rPr>
-        <w:t xml:space="preserve">Технико-экономические показатели, коэффициенты застройки и использования территории</w:t>
-      </w:r>
-    </w:p>
-    <w:p>
-      <w:pPr>
-        <w:spacing w:after="55" w:line="245"/>
-        <w:ind w:left="200" w:hanging="200"/>
-      </w:pPr>
-      <w:r>
-        <w:rPr>
-          <w:rFonts w:ascii="Arial" w:cs="Arial" w:eastAsia="Arial" w:hAnsi="Arial"/>
-          <w:b w:val="false"/>
-          <w:bCs w:val="false"/>
-          <w:i w:val="false"/>
-          <w:iCs w:val="false"/>
-          <w:color w:val="FF4D23"/>
-          <w:sz w:val="20"/>
-          <w:szCs w:val="20"/>
-        </w:rPr>
-        <w:t xml:space="preserve">— </w:t>
-      </w:r>
-      <w:r>
-        <w:rPr>
-          <w:rFonts w:ascii="Arial" w:cs="Arial" w:eastAsia="Arial" w:hAnsi="Arial"/>
-          <w:b w:val="false"/>
-          <w:bCs w:val="false"/>
-          <w:i w:val="false"/>
-          <w:iCs w:val="false"/>
-          <w:color w:val="333333"/>
-          <w:sz w:val="20"/>
-          <w:szCs w:val="20"/>
-        </w:rPr>
-        <w:t xml:space="preserve">Архитектурное решение фасадов, ведомость отделочных материалов</w:t>
-      </w:r>
-    </w:p>
-    <w:p>
-      <w:pPr>
-        <w:spacing w:after="55" w:line="245"/>
-        <w:ind w:left="200" w:hanging="200"/>
-      </w:pPr>
-      <w:r>
-        <w:rPr>
-          <w:rFonts w:ascii="Arial" w:cs="Arial" w:eastAsia="Arial" w:hAnsi="Arial"/>
-          <w:b w:val="false"/>
-          <w:bCs w:val="false"/>
-          <w:i w:val="false"/>
-          <w:iCs w:val="false"/>
-          <w:color w:val="FF4D23"/>
-          <w:sz w:val="20"/>
-          <w:szCs w:val="20"/>
-        </w:rPr>
-        <w:t xml:space="preserve">— </w:t>
-      </w:r>
-      <w:r>
-        <w:rPr>
-          <w:rFonts w:ascii="Arial" w:cs="Arial" w:eastAsia="Arial" w:hAnsi="Arial"/>
-          <w:b w:val="false"/>
-          <w:bCs w:val="false"/>
-          <w:i w:val="false"/>
-          <w:iCs w:val="false"/>
-          <w:color w:val="333333"/>
-          <w:sz w:val="20"/>
-          <w:szCs w:val="20"/>
-        </w:rPr>
-        <w:t xml:space="preserve">Визуализации — 6 ракурсов (экстерьер и интерьеры общественных зон)</w:t>
-      </w:r>
-    </w:p>
-    <w:p>
-      <w:pPr>
-        <w:spacing w:after="55" w:line="245"/>
-        <w:ind w:left="200" w:hanging="200"/>
-      </w:pPr>
-      <w:r>
-        <w:rPr>
-          <w:rFonts w:ascii="Arial" w:cs="Arial" w:eastAsia="Arial" w:hAnsi="Arial"/>
-          <w:b w:val="false"/>
-          <w:bCs w:val="false"/>
-          <w:i w:val="false"/>
-          <w:iCs w:val="false"/>
-          <w:color w:val="FF4D23"/>
-          <w:sz w:val="20"/>
-          <w:szCs w:val="20"/>
-        </w:rPr>
-        <w:t xml:space="preserve">— </w:t>
-      </w:r>
-      <w:r>
-        <w:rPr>
-          <w:rFonts w:ascii="Arial" w:cs="Arial" w:eastAsia="Arial" w:hAnsi="Arial"/>
-          <w:b w:val="false"/>
-          <w:bCs w:val="false"/>
-          <w:i w:val="false"/>
-          <w:iCs w:val="false"/>
-          <w:color w:val="333333"/>
-          <w:sz w:val="20"/>
-          <w:szCs w:val="20"/>
-        </w:rPr>
-        <w:t xml:space="preserve">Комплект презентационных материалов для градостроительного совета</w:t>
+        <w:t xml:space="preserve">Выбор направления для дальнейшей проработки</w:t>
       </w:r>
     </w:p>
     <w:p>
@@ -1861,7 +1910,222 @@
           <w:sz w:val="21"/>
           <w:szCs w:val="21"/>
         </w:rPr>
-        <w:t xml:space="preserve">Стадия 2. Эскизный проект</w:t>
+        <w:t xml:space="preserve">Стадия 2. Концепция</w:t>
+      </w:r>
+    </w:p>
+    <w:p>
+      <w:pPr>
+        <w:spacing w:after="55" w:line="245"/>
+        <w:ind w:left="200" w:hanging="200"/>
+      </w:pPr>
+      <w:r>
+        <w:rPr>
+          <w:rFonts w:ascii="Arial" w:cs="Arial" w:eastAsia="Arial" w:hAnsi="Arial"/>
+          <w:b w:val="false"/>
+          <w:bCs w:val="false"/>
+          <w:i w:val="false"/>
+          <w:iCs w:val="false"/>
+          <w:color w:val="FF4D23"/>
+          <w:sz w:val="20"/>
+          <w:szCs w:val="20"/>
+        </w:rPr>
+        <w:t xml:space="preserve">— </w:t>
+      </w:r>
+      <w:r>
+        <w:rPr>
+          <w:rFonts w:ascii="Arial" w:cs="Arial" w:eastAsia="Arial" w:hAnsi="Arial"/>
+          <w:b w:val="false"/>
+          <w:bCs w:val="false"/>
+          <w:i w:val="false"/>
+          <w:iCs w:val="false"/>
+          <w:color w:val="333333"/>
+          <w:sz w:val="20"/>
+          <w:szCs w:val="20"/>
+        </w:rPr>
+        <w:t xml:space="preserve">Посадка комплекса на участок, генеральный план, отступы от границ</w:t>
+      </w:r>
+    </w:p>
+    <w:p>
+      <w:pPr>
+        <w:spacing w:after="55" w:line="245"/>
+        <w:ind w:left="200" w:hanging="200"/>
+      </w:pPr>
+      <w:r>
+        <w:rPr>
+          <w:rFonts w:ascii="Arial" w:cs="Arial" w:eastAsia="Arial" w:hAnsi="Arial"/>
+          <w:b w:val="false"/>
+          <w:bCs w:val="false"/>
+          <w:i w:val="false"/>
+          <w:iCs w:val="false"/>
+          <w:color w:val="FF4D23"/>
+          <w:sz w:val="20"/>
+          <w:szCs w:val="20"/>
+        </w:rPr>
+        <w:t xml:space="preserve">— </w:t>
+      </w:r>
+      <w:r>
+        <w:rPr>
+          <w:rFonts w:ascii="Arial" w:cs="Arial" w:eastAsia="Arial" w:hAnsi="Arial"/>
+          <w:b w:val="false"/>
+          <w:bCs w:val="false"/>
+          <w:i w:val="false"/>
+          <w:iCs w:val="false"/>
+          <w:color w:val="333333"/>
+          <w:sz w:val="20"/>
+          <w:szCs w:val="20"/>
+        </w:rPr>
+        <w:t xml:space="preserve">Объёмно-пространственное решение, этажность, силуэт</w:t>
+      </w:r>
+    </w:p>
+    <w:p>
+      <w:pPr>
+        <w:spacing w:after="55" w:line="245"/>
+        <w:ind w:left="200" w:hanging="200"/>
+      </w:pPr>
+      <w:r>
+        <w:rPr>
+          <w:rFonts w:ascii="Arial" w:cs="Arial" w:eastAsia="Arial" w:hAnsi="Arial"/>
+          <w:b w:val="false"/>
+          <w:bCs w:val="false"/>
+          <w:i w:val="false"/>
+          <w:iCs w:val="false"/>
+          <w:color w:val="FF4D23"/>
+          <w:sz w:val="20"/>
+          <w:szCs w:val="20"/>
+        </w:rPr>
+        <w:t xml:space="preserve">— </w:t>
+      </w:r>
+      <w:r>
+        <w:rPr>
+          <w:rFonts w:ascii="Arial" w:cs="Arial" w:eastAsia="Arial" w:hAnsi="Arial"/>
+          <w:b w:val="false"/>
+          <w:bCs w:val="false"/>
+          <w:i w:val="false"/>
+          <w:iCs w:val="false"/>
+          <w:color w:val="333333"/>
+          <w:sz w:val="20"/>
+          <w:szCs w:val="20"/>
+        </w:rPr>
+        <w:t xml:space="preserve">Технико-экономические показатели, коэффициенты застройки и использования территории</w:t>
+      </w:r>
+    </w:p>
+    <w:p>
+      <w:pPr>
+        <w:spacing w:after="55" w:line="245"/>
+        <w:ind w:left="200" w:hanging="200"/>
+      </w:pPr>
+      <w:r>
+        <w:rPr>
+          <w:rFonts w:ascii="Arial" w:cs="Arial" w:eastAsia="Arial" w:hAnsi="Arial"/>
+          <w:b w:val="false"/>
+          <w:bCs w:val="false"/>
+          <w:i w:val="false"/>
+          <w:iCs w:val="false"/>
+          <w:color w:val="FF4D23"/>
+          <w:sz w:val="20"/>
+          <w:szCs w:val="20"/>
+        </w:rPr>
+        <w:t xml:space="preserve">— </w:t>
+      </w:r>
+      <w:r>
+        <w:rPr>
+          <w:rFonts w:ascii="Arial" w:cs="Arial" w:eastAsia="Arial" w:hAnsi="Arial"/>
+          <w:b w:val="false"/>
+          <w:bCs w:val="false"/>
+          <w:i w:val="false"/>
+          <w:iCs w:val="false"/>
+          <w:color w:val="333333"/>
+          <w:sz w:val="20"/>
+          <w:szCs w:val="20"/>
+        </w:rPr>
+        <w:t xml:space="preserve">Архитектурное решение фасадов, ведомость отделочных материалов</w:t>
+      </w:r>
+    </w:p>
+    <w:p>
+      <w:pPr>
+        <w:spacing w:after="55" w:line="245"/>
+        <w:ind w:left="200" w:hanging="200"/>
+      </w:pPr>
+      <w:r>
+        <w:rPr>
+          <w:rFonts w:ascii="Arial" w:cs="Arial" w:eastAsia="Arial" w:hAnsi="Arial"/>
+          <w:b w:val="false"/>
+          <w:bCs w:val="false"/>
+          <w:i w:val="false"/>
+          <w:iCs w:val="false"/>
+          <w:color w:val="FF4D23"/>
+          <w:sz w:val="20"/>
+          <w:szCs w:val="20"/>
+        </w:rPr>
+        <w:t xml:space="preserve">— </w:t>
+      </w:r>
+      <w:r>
+        <w:rPr>
+          <w:rFonts w:ascii="Arial" w:cs="Arial" w:eastAsia="Arial" w:hAnsi="Arial"/>
+          <w:b w:val="false"/>
+          <w:bCs w:val="false"/>
+          <w:i w:val="false"/>
+          <w:iCs w:val="false"/>
+          <w:color w:val="333333"/>
+          <w:sz w:val="20"/>
+          <w:szCs w:val="20"/>
+        </w:rPr>
+        <w:t xml:space="preserve">Визуализации — 11 ракурсов (экстерьер, интерьеры общественных зон и номера)</w:t>
+      </w:r>
+    </w:p>
+    <w:p>
+      <w:pPr>
+        <w:spacing w:after="55" w:line="245"/>
+        <w:ind w:left="200" w:hanging="200"/>
+      </w:pPr>
+      <w:r>
+        <w:rPr>
+          <w:rFonts w:ascii="Arial" w:cs="Arial" w:eastAsia="Arial" w:hAnsi="Arial"/>
+          <w:b w:val="false"/>
+          <w:bCs w:val="false"/>
+          <w:i w:val="false"/>
+          <w:iCs w:val="false"/>
+          <w:color w:val="FF4D23"/>
+          <w:sz w:val="20"/>
+          <w:szCs w:val="20"/>
+        </w:rPr>
+        <w:t xml:space="preserve">— </w:t>
+      </w:r>
+      <w:r>
+        <w:rPr>
+          <w:rFonts w:ascii="Arial" w:cs="Arial" w:eastAsia="Arial" w:hAnsi="Arial"/>
+          <w:b w:val="false"/>
+          <w:bCs w:val="false"/>
+          <w:i w:val="false"/>
+          <w:iCs w:val="false"/>
+          <w:color w:val="333333"/>
+          <w:sz w:val="20"/>
+          <w:szCs w:val="20"/>
+        </w:rPr>
+        <w:t xml:space="preserve">Комплект презентационных материалов для градостроительного совета</w:t>
+      </w:r>
+    </w:p>
+    <w:p>
+      <w:pPr>
+        <w:spacing w:after="180"/>
+      </w:pPr>
+    </w:p>
+    <w:p>
+      <w:pPr>
+        <w:spacing w:after="120" w:before="0" w:line="260"/>
+      </w:pPr>
+      <w:r>
+        <w:rPr>
+          <w:rFonts w:ascii="Arial" w:cs="Arial" w:eastAsia="Arial" w:hAnsi="Arial"/>
+          <w:b/>
+          <w:bCs/>
+          <w:i w:val="false"/>
+          <w:iCs w:val="false"/>
+          <w:color w:val="111111"/>
+          <w:sz w:val="21"/>
+          <w:szCs w:val="21"/>
+        </w:rPr>
+        <w:t xml:space="preserve">Стадия 3. Эскизный проект</w:t>
       </w:r>
     </w:p>
     <w:p>
@@ -2158,7 +2422,7 @@
                 <w:sz w:val="20"/>
                 <w:szCs w:val="20"/>
               </w:rPr>
-              <w:t xml:space="preserve">Стадия 1. Концепция</w:t>
+              <w:t xml:space="preserve">Стадия 1. Форэскиз</w:t>
             </w:r>
           </w:p>
         </w:tc>
@@ -2194,7 +2458,7 @@
                 <w:sz w:val="20"/>
                 <w:szCs w:val="20"/>
               </w:rPr>
-              <w:t xml:space="preserve">3 недели</w:t>
+              <w:t xml:space="preserve">1 неделя</w:t>
             </w:r>
           </w:p>
         </w:tc>
@@ -2231,7 +2495,7 @@
                 <w:sz w:val="20"/>
                 <w:szCs w:val="20"/>
               </w:rPr>
-              <w:t xml:space="preserve">Стадия 2. Эскизный проект</w:t>
+              <w:t xml:space="preserve">Стадия 2. Концепция</w:t>
             </w:r>
           </w:p>
         </w:tc>
@@ -2267,7 +2531,7 @@
                 <w:sz w:val="20"/>
                 <w:szCs w:val="20"/>
               </w:rPr>
-              <w:t xml:space="preserve">4 недели</w:t>
+              <w:t xml:space="preserve">1 месяц</w:t>
             </w:r>
           </w:p>
         </w:tc>
@@ -2279,19 +2543,55 @@
             <w:tcBorders>
               <w:top w:val="none" w:color="FFFFFF" w:sz="0"/>
               <w:left w:val="none" w:color="FFFFFF" w:sz="0"/>
-              <w:bottom w:val="single" w:color="111111" w:sz="8"/>
-              <w:right w:val="none" w:color="FFFFFF" w:sz="0"/>
-            </w:tcBorders>
-            <w:tcMar>
-              <w:top w:type="dxa" w:w="90"/>
-              <w:left w:type="dxa" w:w="120"/>
-              <w:bottom w:type="dxa" w:w="90"/>
-              <w:right w:type="dxa" w:w="120"/>
-            </w:tcMar>
-          </w:tcPr>
-          <w:p>
-            <w:pPr>
-              <w:spacing w:after="0" w:line="240"/>
+              <w:bottom w:val="single" w:color="DCDCDC" w:sz="4"/>
+              <w:right w:val="none" w:color="FFFFFF" w:sz="0"/>
+            </w:tcBorders>
+            <w:tcMar>
+              <w:top w:type="dxa" w:w="90"/>
+              <w:left w:type="dxa" w:w="120"/>
+              <w:bottom w:type="dxa" w:w="90"/>
+              <w:right w:type="dxa" w:w="120"/>
+            </w:tcMar>
+          </w:tcPr>
+          <w:p>
+            <w:pPr>
+              <w:spacing w:after="0" w:line="240"/>
+            </w:pPr>
+            <w:r>
+              <w:rPr>
+                <w:rFonts w:ascii="Arial" w:cs="Arial" w:eastAsia="Arial" w:hAnsi="Arial"/>
+                <w:b w:val="false"/>
+                <w:bCs w:val="false"/>
+                <w:i w:val="false"/>
+                <w:iCs w:val="false"/>
+                <w:color w:val="333333"/>
+                <w:sz w:val="20"/>
+                <w:szCs w:val="20"/>
+              </w:rPr>
+              <w:t xml:space="preserve">Стадия 3. Эскизный проект</w:t>
+            </w:r>
+          </w:p>
+        </w:tc>
+        <w:tc>
+          <w:tcPr>
+            <w:tcW w:type="dxa" w:w="3200"/>
+            <w:tcBorders>
+              <w:top w:val="none" w:color="FFFFFF" w:sz="0"/>
+              <w:left w:val="none" w:color="FFFFFF" w:sz="0"/>
+              <w:bottom w:val="single" w:color="DCDCDC" w:sz="4"/>
+              <w:right w:val="none" w:color="FFFFFF" w:sz="0"/>
+            </w:tcBorders>
+            <w:tcMar>
+              <w:top w:type="dxa" w:w="90"/>
+              <w:left w:type="dxa" w:w="120"/>
+              <w:bottom w:type="dxa" w:w="90"/>
+              <w:right w:type="dxa" w:w="120"/>
+            </w:tcMar>
+          </w:tcPr>
+          <w:p>
+            <w:pPr>
+              <w:spacing w:after="0" w:line="240"/>
+              <w:jc w:val="right"/>
             </w:pPr>
             <w:r>
               <w:rPr>
@@ -2304,13 +2604,15 @@
                 <w:sz w:val="20"/>
                 <w:szCs w:val="20"/>
               </w:rPr>
-              <w:t xml:space="preserve">Всего</w:t>
-            </w:r>
-          </w:p>
-        </w:tc>
-        <w:tc>
-          <w:tcPr>
-            <w:tcW w:type="dxa" w:w="3200"/>
+              <w:t xml:space="preserve">2 месяца</w:t>
+            </w:r>
+          </w:p>
+        </w:tc>
+      </w:tr>
+      <w:tr>
+        <w:tc>
+          <w:tcPr>
+            <w:tcW w:type="dxa" w:w="6439"/>
             <w:tcBorders>
               <w:top w:val="none" w:color="FFFFFF" w:sz="0"/>
               <w:left w:val="none" w:color="FFFFFF" w:sz="0"/>
@@ -2327,7 +2629,6 @@
           <w:p>
             <w:pPr>
               <w:spacing w:after="0" w:line="240"/>
-              <w:jc w:val="right"/>
             </w:pPr>
             <w:r>
               <w:rPr>
@@ -2340,7 +2641,43 @@
                 <w:sz w:val="20"/>
                 <w:szCs w:val="20"/>
               </w:rPr>
-              <w:t xml:space="preserve">7 недель</w:t>
+              <w:t xml:space="preserve">Всего</w:t>
+            </w:r>
+          </w:p>
+        </w:tc>
+        <w:tc>
+          <w:tcPr>
+            <w:tcW w:type="dxa" w:w="3200"/>
+            <w:tcBorders>
+              <w:top w:val="none" w:color="FFFFFF" w:sz="0"/>
+              <w:left w:val="none" w:color="FFFFFF" w:sz="0"/>
+              <w:bottom w:val="single" w:color="111111" w:sz="8"/>
+              <w:right w:val="none" w:color="FFFFFF" w:sz="0"/>
+            </w:tcBorders>
+            <w:tcMar>
+              <w:top w:type="dxa" w:w="90"/>
+              <w:left w:type="dxa" w:w="120"/>
+              <w:bottom w:type="dxa" w:w="90"/>
+              <w:right w:type="dxa" w:w="120"/>
+            </w:tcMar>
+          </w:tcPr>
+          <w:p>
+            <w:pPr>
+              <w:spacing w:after="0" w:line="240"/>
+              <w:jc w:val="right"/>
+            </w:pPr>
+            <w:r>
+              <w:rPr>
+                <w:rFonts w:ascii="Arial" w:cs="Arial" w:eastAsia="Arial" w:hAnsi="Arial"/>
+                <w:b/>
+                <w:bCs/>
+                <w:i w:val="false"/>
+                <w:iCs w:val="false"/>
+                <w:color w:val="111111"/>
+                <w:sz w:val="20"/>
+                <w:szCs w:val="20"/>
+              </w:rPr>
+              <w:t xml:space="preserve">13 недель</w:t>
             </w:r>
           </w:p>
         </w:tc>
@@ -2484,6 +2821,38 @@
           <w:sz w:val="20"/>
           <w:szCs w:val="20"/>
         </w:rPr>
+        <w:t xml:space="preserve">Стадия 3: аванс 50 % при старте стадии, 50 % по передаче материалов стадии</w:t>
+      </w:r>
+    </w:p>
+    <w:p>
+      <w:pPr>
+        <w:spacing w:after="55" w:line="245"/>
+        <w:ind w:left="200" w:hanging="200"/>
+      </w:pPr>
+      <w:r>
+        <w:rPr>
+          <w:rFonts w:ascii="Arial" w:cs="Arial" w:eastAsia="Arial" w:hAnsi="Arial"/>
+          <w:b w:val="false"/>
+          <w:bCs w:val="false"/>
+          <w:i w:val="false"/>
+          <w:iCs w:val="false"/>
+          <w:color w:val="FF4D23"/>
+          <w:sz w:val="20"/>
+          <w:szCs w:val="20"/>
+        </w:rPr>
+        <w:t xml:space="preserve">— </w:t>
+      </w:r>
+      <w:r>
+        <w:rPr>
+          <w:rFonts w:ascii="Arial" w:cs="Arial" w:eastAsia="Arial" w:hAnsi="Arial"/>
+          <w:b w:val="false"/>
+          <w:bCs w:val="false"/>
+          <w:i w:val="false"/>
+          <w:iCs w:val="false"/>
+          <w:color w:val="333333"/>
+          <w:sz w:val="20"/>
+          <w:szCs w:val="20"/>
+        </w:rPr>
         <w:t xml:space="preserve">Рабочие файлы и исходники передаются заказчику после полной оплаты соответствующей стадии</w:t>
       </w:r>
     </w:p>
@@ -2739,38 +3108,6 @@
           <w:szCs w:val="19"/>
         </w:rPr>
         <w:t xml:space="preserve">7. УСЛОВИЯ</w:t>
-      </w:r>
-    </w:p>
-    <w:p>
-      <w:pPr>
-        <w:spacing w:after="55" w:line="245"/>
-        <w:ind w:left="200" w:hanging="200"/>
-      </w:pPr>
-      <w:r>
-        <w:rPr>
-          <w:rFonts w:ascii="Arial" w:cs="Arial" w:eastAsia="Arial" w:hAnsi="Arial"/>
-          <w:b w:val="false"/>
-          <w:bCs w:val="false"/>
-          <w:i w:val="false"/>
-          <w:iCs w:val="false"/>
-          <w:color w:val="FF4D23"/>
-          <w:sz w:val="20"/>
-          <w:szCs w:val="20"/>
-        </w:rPr>
-        <w:t xml:space="preserve">— </w:t>
-      </w:r>
-      <w:r>
-        <w:rPr>
-          <w:rFonts w:ascii="Arial" w:cs="Arial" w:eastAsia="Arial" w:hAnsi="Arial"/>
-          <w:b w:val="false"/>
-          <w:bCs w:val="false"/>
-          <w:i w:val="false"/>
-          <w:iCs w:val="false"/>
-          <w:color w:val="333333"/>
-          <w:sz w:val="20"/>
-          <w:szCs w:val="20"/>
-        </w:rPr>
-        <w:t xml:space="preserve">В стоимость каждой стадии включены два круга корректировок по замечаниям заказчика. Последующие корректировки, а также изменение ранее согласованных решений оплачиваются отдельно по ставке ______ ₸ за час</w:t>
       </w:r>
     </w:p>
     <w:p>

--- a/presentations/aurora-hotel/kp/MOST_KP_Bukhtarminskaya_EP.docx
+++ b/presentations/aurora-hotel/kp/MOST_KP_Bukhtarminskaya_EP.docx
@@ -424,7 +424,7 @@
                 <w:sz w:val="20"/>
                 <w:szCs w:val="20"/>
               </w:rPr>
-              <w:t xml:space="preserve">Форэскиз, концепция и эскизный проект</w:t>
+              <w:t xml:space="preserve">Форэскиз (выполнен), концепция и эскизный проект</w:t>
             </w:r>
           </w:p>
         </w:tc>
@@ -791,7 +791,7 @@
                 <w:sz w:val="20"/>
                 <w:szCs w:val="20"/>
               </w:rPr>
-              <w:t xml:space="preserve">Подземный этаж — паркинг (расчётно, по пятну застройки)</w:t>
+              <w:t xml:space="preserve">Надземная часть, всего</w:t>
             </w:r>
           </w:p>
         </w:tc>
@@ -827,7 +827,7 @@
                 <w:sz w:val="20"/>
                 <w:szCs w:val="20"/>
               </w:rPr>
-              <w:t xml:space="preserve">4 941,11 м²</w:t>
+              <w:t xml:space="preserve">22 580,21 м²</w:t>
             </w:r>
           </w:p>
         </w:tc>
@@ -839,19 +839,55 @@
             <w:tcBorders>
               <w:top w:val="none" w:color="FFFFFF" w:sz="0"/>
               <w:left w:val="none" w:color="FFFFFF" w:sz="0"/>
-              <w:bottom w:val="single" w:color="111111" w:sz="8"/>
-              <w:right w:val="none" w:color="FFFFFF" w:sz="0"/>
-            </w:tcBorders>
-            <w:tcMar>
-              <w:top w:type="dxa" w:w="90"/>
-              <w:left w:type="dxa" w:w="120"/>
-              <w:bottom w:type="dxa" w:w="90"/>
-              <w:right w:type="dxa" w:w="120"/>
-            </w:tcMar>
-          </w:tcPr>
-          <w:p>
-            <w:pPr>
-              <w:spacing w:after="0" w:line="240"/>
+              <w:bottom w:val="single" w:color="DCDCDC" w:sz="4"/>
+              <w:right w:val="none" w:color="FFFFFF" w:sz="0"/>
+            </w:tcBorders>
+            <w:tcMar>
+              <w:top w:type="dxa" w:w="90"/>
+              <w:left w:type="dxa" w:w="120"/>
+              <w:bottom w:type="dxa" w:w="90"/>
+              <w:right w:type="dxa" w:w="120"/>
+            </w:tcMar>
+          </w:tcPr>
+          <w:p>
+            <w:pPr>
+              <w:spacing w:after="0" w:line="240"/>
+            </w:pPr>
+            <w:r>
+              <w:rPr>
+                <w:rFonts w:ascii="Arial" w:cs="Arial" w:eastAsia="Arial" w:hAnsi="Arial"/>
+                <w:b w:val="false"/>
+                <w:bCs w:val="false"/>
+                <w:i w:val="false"/>
+                <w:iCs w:val="false"/>
+                <w:color w:val="333333"/>
+                <w:sz w:val="20"/>
+                <w:szCs w:val="20"/>
+              </w:rPr>
+              <w:t xml:space="preserve">Подземный этаж 4 941,11 м² с понижающим коэффициентом 0,7</w:t>
+            </w:r>
+          </w:p>
+        </w:tc>
+        <w:tc>
+          <w:tcPr>
+            <w:tcW w:type="dxa" w:w="3200"/>
+            <w:tcBorders>
+              <w:top w:val="none" w:color="FFFFFF" w:sz="0"/>
+              <w:left w:val="none" w:color="FFFFFF" w:sz="0"/>
+              <w:bottom w:val="single" w:color="DCDCDC" w:sz="4"/>
+              <w:right w:val="none" w:color="FFFFFF" w:sz="0"/>
+            </w:tcBorders>
+            <w:tcMar>
+              <w:top w:type="dxa" w:w="90"/>
+              <w:left w:type="dxa" w:w="120"/>
+              <w:bottom w:type="dxa" w:w="90"/>
+              <w:right w:type="dxa" w:w="120"/>
+            </w:tcMar>
+          </w:tcPr>
+          <w:p>
+            <w:pPr>
+              <w:spacing w:after="0" w:line="240"/>
+              <w:jc w:val="right"/>
             </w:pPr>
             <w:r>
               <w:rPr>
@@ -864,13 +900,15 @@
                 <w:sz w:val="20"/>
                 <w:szCs w:val="20"/>
               </w:rPr>
-              <w:t xml:space="preserve">Расчётная площадь объекта</w:t>
-            </w:r>
-          </w:p>
-        </w:tc>
-        <w:tc>
-          <w:tcPr>
-            <w:tcW w:type="dxa" w:w="3200"/>
+              <w:t xml:space="preserve">3 458,78 м²</w:t>
+            </w:r>
+          </w:p>
+        </w:tc>
+      </w:tr>
+      <w:tr>
+        <w:tc>
+          <w:tcPr>
+            <w:tcW w:type="dxa" w:w="6439"/>
             <w:tcBorders>
               <w:top w:val="none" w:color="FFFFFF" w:sz="0"/>
               <w:left w:val="none" w:color="FFFFFF" w:sz="0"/>
@@ -887,7 +925,6 @@
           <w:p>
             <w:pPr>
               <w:spacing w:after="0" w:line="240"/>
-              <w:jc w:val="right"/>
             </w:pPr>
             <w:r>
               <w:rPr>
@@ -900,7 +937,43 @@
                 <w:sz w:val="20"/>
                 <w:szCs w:val="20"/>
               </w:rPr>
-              <w:t xml:space="preserve">27 521,32 м²</w:t>
+              <w:t xml:space="preserve">Расчётная площадь для определения стоимости</w:t>
+            </w:r>
+          </w:p>
+        </w:tc>
+        <w:tc>
+          <w:tcPr>
+            <w:tcW w:type="dxa" w:w="3200"/>
+            <w:tcBorders>
+              <w:top w:val="none" w:color="FFFFFF" w:sz="0"/>
+              <w:left w:val="none" w:color="FFFFFF" w:sz="0"/>
+              <w:bottom w:val="single" w:color="111111" w:sz="8"/>
+              <w:right w:val="none" w:color="FFFFFF" w:sz="0"/>
+            </w:tcBorders>
+            <w:tcMar>
+              <w:top w:type="dxa" w:w="90"/>
+              <w:left w:type="dxa" w:w="120"/>
+              <w:bottom w:type="dxa" w:w="90"/>
+              <w:right w:type="dxa" w:w="120"/>
+            </w:tcMar>
+          </w:tcPr>
+          <w:p>
+            <w:pPr>
+              <w:spacing w:after="0" w:line="240"/>
+              <w:jc w:val="right"/>
+            </w:pPr>
+            <w:r>
+              <w:rPr>
+                <w:rFonts w:ascii="Arial" w:cs="Arial" w:eastAsia="Arial" w:hAnsi="Arial"/>
+                <w:b/>
+                <w:bCs/>
+                <w:i w:val="false"/>
+                <w:iCs w:val="false"/>
+                <w:color w:val="111111"/>
+                <w:sz w:val="20"/>
+                <w:szCs w:val="20"/>
+              </w:rPr>
+              <w:t xml:space="preserve">26 038,99 м²</w:t>
             </w:r>
           </w:p>
         </w:tc>
@@ -926,7 +999,7 @@
           <w:sz w:val="17"/>
           <w:szCs w:val="17"/>
         </w:rPr>
-        <w:t xml:space="preserve">Позиции с пометкой «расчётно» получены расчётом бюро: в исходных технико-экономических показателях генерального плана они не выделены. Стоимость работ по настоящему предложению подлежит пересчёту по фактической площади объекта, утверждённой на стадии эскизного проекта, с сохранением ставки за квадратный метр.</w:t>
+        <w:t xml:space="preserve">Позиции с пометкой «расчётно» получены расчётом бюро: в исходных технико-экономических показателях генерального плана они не выделены. Стоимость работ по настоящему предложению подлежит пересчёту по фактической площади объекта, утверждённой на стадии эскизного проекта, с сохранением ставки за квадратный метр. Площадь подземного этажа учитывается в расчёте с понижающим коэффициентом 0,7.</w:t>
       </w:r>
     </w:p>
     <w:p>
@@ -1258,7 +1331,7 @@
                 <w:sz w:val="20"/>
                 <w:szCs w:val="20"/>
               </w:rPr>
-              <w:t xml:space="preserve">5 504 264 ₸</w:t>
+              <w:t xml:space="preserve">5 207 798 ₸</w:t>
             </w:r>
           </w:p>
         </w:tc>
@@ -1403,7 +1476,7 @@
                 <w:sz w:val="20"/>
                 <w:szCs w:val="20"/>
               </w:rPr>
-              <w:t xml:space="preserve">11 008 528 ₸</w:t>
+              <w:t xml:space="preserve">10 415 596 ₸</w:t>
             </w:r>
           </w:p>
         </w:tc>
@@ -1548,7 +1621,7 @@
                 <w:sz w:val="20"/>
                 <w:szCs w:val="20"/>
               </w:rPr>
-              <w:t xml:space="preserve">38 529 848 ₸</w:t>
+              <w:t xml:space="preserve">36 454 586 ₸</w:t>
             </w:r>
           </w:p>
         </w:tc>
@@ -1693,7 +1766,7 @@
                 <w:sz w:val="20"/>
                 <w:szCs w:val="20"/>
               </w:rPr>
-              <w:t xml:space="preserve">55 042 640 ₸</w:t>
+              <w:t xml:space="preserve">52 077 980 ₸</w:t>
             </w:r>
           </w:p>
         </w:tc>
@@ -1719,7 +1792,7 @@
           <w:sz w:val="17"/>
           <w:szCs w:val="17"/>
         </w:rPr>
-        <w:t xml:space="preserve">Стоимость указана с учётом НДС, расчёт от площади 27 521,32 м². В том числе: сумма без НДС — 49 145 214,29 ₸, НДС 12 % — 5 897 425,71 ₸.</w:t>
+        <w:t xml:space="preserve">Стоимость указана с учётом НДС, расчёт от площади 26 038,99 м². В том числе: сумма без НДС — 44 894 810,34 ₸, НДС 16 % — 7 183 169,66 ₸.</w:t>
       </w:r>
     </w:p>
     <w:p>
@@ -1761,6 +1834,19 @@
         </w:rPr>
         <w:t xml:space="preserve">Стадия 1. Форэскиз</w:t>
       </w:r>
+      <w:r>
+        <w:rPr>
+          <w:rFonts w:ascii="Arial" w:cs="Arial" w:eastAsia="Arial" w:hAnsi="Arial"/>
+          <w:b/>
+          <w:bCs/>
+          <w:i w:val="false"/>
+          <w:iCs w:val="false"/>
+          <w:color w:val="FF4D23"/>
+          <w:sz w:val="17"/>
+          <w:szCs w:val="17"/>
+        </w:rPr>
+        <w:t xml:space="preserve">   — выполнено</w:t>
+      </w:r>
     </w:p>
     <w:p>
       <w:pPr>
@@ -1823,7 +1909,7 @@
           <w:sz w:val="20"/>
           <w:szCs w:val="20"/>
         </w:rPr>
-        <w:t xml:space="preserve">Варианты посадки и объёмно-пространственного решения</w:t>
+        <w:t xml:space="preserve">Посадка комплекса на участок, генеральный план, отступы от границ</w:t>
       </w:r>
     </w:p>
     <w:p>
@@ -1855,7 +1941,7 @@
           <w:sz w:val="20"/>
           <w:szCs w:val="20"/>
         </w:rPr>
-        <w:t xml:space="preserve">Предварительные технико-экономические показатели</w:t>
+        <w:t xml:space="preserve">Объёмно-пространственное решение, этажность, силуэт</w:t>
       </w:r>
     </w:p>
     <w:p>
@@ -1887,7 +1973,103 @@
           <w:sz w:val="20"/>
           <w:szCs w:val="20"/>
         </w:rPr>
-        <w:t xml:space="preserve">Выбор направления для дальнейшей проработки</w:t>
+        <w:t xml:space="preserve">Предварительные технико-экономические показатели</w:t>
+      </w:r>
+    </w:p>
+    <w:p>
+      <w:pPr>
+        <w:spacing w:after="55" w:line="245"/>
+        <w:ind w:left="200" w:hanging="200"/>
+      </w:pPr>
+      <w:r>
+        <w:rPr>
+          <w:rFonts w:ascii="Arial" w:cs="Arial" w:eastAsia="Arial" w:hAnsi="Arial"/>
+          <w:b w:val="false"/>
+          <w:bCs w:val="false"/>
+          <w:i w:val="false"/>
+          <w:iCs w:val="false"/>
+          <w:color w:val="FF4D23"/>
+          <w:sz w:val="20"/>
+          <w:szCs w:val="20"/>
+        </w:rPr>
+        <w:t xml:space="preserve">— </w:t>
+      </w:r>
+      <w:r>
+        <w:rPr>
+          <w:rFonts w:ascii="Arial" w:cs="Arial" w:eastAsia="Arial" w:hAnsi="Arial"/>
+          <w:b w:val="false"/>
+          <w:bCs w:val="false"/>
+          <w:i w:val="false"/>
+          <w:iCs w:val="false"/>
+          <w:color w:val="333333"/>
+          <w:sz w:val="20"/>
+          <w:szCs w:val="20"/>
+        </w:rPr>
+        <w:t xml:space="preserve">Архитектурное решение фасадов, ведомость отделочных материалов</w:t>
+      </w:r>
+    </w:p>
+    <w:p>
+      <w:pPr>
+        <w:spacing w:after="55" w:line="245"/>
+        <w:ind w:left="200" w:hanging="200"/>
+      </w:pPr>
+      <w:r>
+        <w:rPr>
+          <w:rFonts w:ascii="Arial" w:cs="Arial" w:eastAsia="Arial" w:hAnsi="Arial"/>
+          <w:b w:val="false"/>
+          <w:bCs w:val="false"/>
+          <w:i w:val="false"/>
+          <w:iCs w:val="false"/>
+          <w:color w:val="FF4D23"/>
+          <w:sz w:val="20"/>
+          <w:szCs w:val="20"/>
+        </w:rPr>
+        <w:t xml:space="preserve">— </w:t>
+      </w:r>
+      <w:r>
+        <w:rPr>
+          <w:rFonts w:ascii="Arial" w:cs="Arial" w:eastAsia="Arial" w:hAnsi="Arial"/>
+          <w:b w:val="false"/>
+          <w:bCs w:val="false"/>
+          <w:i w:val="false"/>
+          <w:iCs w:val="false"/>
+          <w:color w:val="333333"/>
+          <w:sz w:val="20"/>
+          <w:szCs w:val="20"/>
+        </w:rPr>
+        <w:t xml:space="preserve">Визуализации — 11 ракурсов (экстерьер, интерьеры общественных зон и номера)</w:t>
+      </w:r>
+    </w:p>
+    <w:p>
+      <w:pPr>
+        <w:spacing w:after="55" w:line="245"/>
+        <w:ind w:left="200" w:hanging="200"/>
+      </w:pPr>
+      <w:r>
+        <w:rPr>
+          <w:rFonts w:ascii="Arial" w:cs="Arial" w:eastAsia="Arial" w:hAnsi="Arial"/>
+          <w:b w:val="false"/>
+          <w:bCs w:val="false"/>
+          <w:i w:val="false"/>
+          <w:iCs w:val="false"/>
+          <w:color w:val="FF4D23"/>
+          <w:sz w:val="20"/>
+          <w:szCs w:val="20"/>
+        </w:rPr>
+        <w:t xml:space="preserve">— </w:t>
+      </w:r>
+      <w:r>
+        <w:rPr>
+          <w:rFonts w:ascii="Arial" w:cs="Arial" w:eastAsia="Arial" w:hAnsi="Arial"/>
+          <w:b w:val="false"/>
+          <w:bCs w:val="false"/>
+          <w:i w:val="false"/>
+          <w:iCs w:val="false"/>
+          <w:color w:val="333333"/>
+          <w:sz w:val="20"/>
+          <w:szCs w:val="20"/>
+        </w:rPr>
+        <w:t xml:space="preserve">Комплект презентационных материалов для градостроительного совета</w:t>
       </w:r>
     </w:p>
     <w:p>
@@ -1942,7 +2124,7 @@
           <w:sz w:val="20"/>
           <w:szCs w:val="20"/>
         </w:rPr>
-        <w:t xml:space="preserve">Посадка комплекса на участок, генеральный план, отступы от границ</w:t>
+        <w:t xml:space="preserve">Уточнение генерального плана по итогам рассмотрения градостроительным советом</w:t>
       </w:r>
     </w:p>
     <w:p>
@@ -1974,7 +2156,7 @@
           <w:sz w:val="20"/>
           <w:szCs w:val="20"/>
         </w:rPr>
-        <w:t xml:space="preserve">Объёмно-пространственное решение, этажность, силуэт</w:t>
+        <w:t xml:space="preserve">Функциональное зонирование по этажам</w:t>
       </w:r>
     </w:p>
     <w:p>
@@ -2006,7 +2188,7 @@
           <w:sz w:val="20"/>
           <w:szCs w:val="20"/>
         </w:rPr>
-        <w:t xml:space="preserve">Технико-экономические показатели, коэффициенты застройки и использования территории</w:t>
+        <w:t xml:space="preserve">Планировочное решение первого этажа</w:t>
       </w:r>
     </w:p>
     <w:p>
@@ -2038,7 +2220,7 @@
           <w:sz w:val="20"/>
           <w:szCs w:val="20"/>
         </w:rPr>
-        <w:t xml:space="preserve">Архитектурное решение фасадов, ведомость отделочных материалов</w:t>
+        <w:t xml:space="preserve">Фасады и характерные разрезы с высотными отметками</w:t>
       </w:r>
     </w:p>
     <w:p>
@@ -2070,7 +2252,7 @@
           <w:sz w:val="20"/>
           <w:szCs w:val="20"/>
         </w:rPr>
-        <w:t xml:space="preserve">Визуализации — 11 ракурсов (экстерьер, интерьеры общественных зон и номера)</w:t>
+        <w:t xml:space="preserve">Уточнённые технико-экономические показатели, коэффициенты застройки и использования территории</w:t>
       </w:r>
     </w:p>
     <w:p>
@@ -2102,7 +2284,7 @@
           <w:sz w:val="20"/>
           <w:szCs w:val="20"/>
         </w:rPr>
-        <w:t xml:space="preserve">Комплект презентационных материалов для градостроительного совета</w:t>
+        <w:t xml:space="preserve">Баланс территории: озеленение, покрытия, проезды, площадки</w:t>
       </w:r>
     </w:p>
     <w:p>
@@ -2157,7 +2339,7 @@
           <w:sz w:val="20"/>
           <w:szCs w:val="20"/>
         </w:rPr>
-        <w:t xml:space="preserve">Планировочные решения этажей, типы номеров, итоговая ёмкость номерного фонда</w:t>
+        <w:t xml:space="preserve">Планировочные решения всех этажей, типы номеров, итоговая ёмкость номерного фонда</w:t>
       </w:r>
     </w:p>
     <w:p>
@@ -2221,71 +2403,7 @@
           <w:sz w:val="20"/>
           <w:szCs w:val="20"/>
         </w:rPr>
-        <w:t xml:space="preserve">Баланс территории: озеленение, покрытия, проезды, площадки</w:t>
-      </w:r>
-    </w:p>
-    <w:p>
-      <w:pPr>
-        <w:spacing w:after="55" w:line="245"/>
-        <w:ind w:left="200" w:hanging="200"/>
-      </w:pPr>
-      <w:r>
-        <w:rPr>
-          <w:rFonts w:ascii="Arial" w:cs="Arial" w:eastAsia="Arial" w:hAnsi="Arial"/>
-          <w:b w:val="false"/>
-          <w:bCs w:val="false"/>
-          <w:i w:val="false"/>
-          <w:iCs w:val="false"/>
-          <w:color w:val="FF4D23"/>
-          <w:sz w:val="20"/>
-          <w:szCs w:val="20"/>
-        </w:rPr>
-        <w:t xml:space="preserve">— </w:t>
-      </w:r>
-      <w:r>
-        <w:rPr>
-          <w:rFonts w:ascii="Arial" w:cs="Arial" w:eastAsia="Arial" w:hAnsi="Arial"/>
-          <w:b w:val="false"/>
-          <w:bCs w:val="false"/>
-          <w:i w:val="false"/>
-          <w:iCs w:val="false"/>
-          <w:color w:val="333333"/>
-          <w:sz w:val="20"/>
-          <w:szCs w:val="20"/>
-        </w:rPr>
         <w:t xml:space="preserve">Схема транспортного обслуживания, узлы въезда, пожарные проезды</w:t>
-      </w:r>
-    </w:p>
-    <w:p>
-      <w:pPr>
-        <w:spacing w:after="55" w:line="245"/>
-        <w:ind w:left="200" w:hanging="200"/>
-      </w:pPr>
-      <w:r>
-        <w:rPr>
-          <w:rFonts w:ascii="Arial" w:cs="Arial" w:eastAsia="Arial" w:hAnsi="Arial"/>
-          <w:b w:val="false"/>
-          <w:bCs w:val="false"/>
-          <w:i w:val="false"/>
-          <w:iCs w:val="false"/>
-          <w:color w:val="FF4D23"/>
-          <w:sz w:val="20"/>
-          <w:szCs w:val="20"/>
-        </w:rPr>
-        <w:t xml:space="preserve">— </w:t>
-      </w:r>
-      <w:r>
-        <w:rPr>
-          <w:rFonts w:ascii="Arial" w:cs="Arial" w:eastAsia="Arial" w:hAnsi="Arial"/>
-          <w:b w:val="false"/>
-          <w:bCs w:val="false"/>
-          <w:i w:val="false"/>
-          <w:iCs w:val="false"/>
-          <w:color w:val="333333"/>
-          <w:sz w:val="20"/>
-          <w:szCs w:val="20"/>
-        </w:rPr>
-        <w:t xml:space="preserve">Фасады и характерные разрезы</w:t>
       </w:r>
     </w:p>
     <w:p>
@@ -2458,7 +2576,7 @@
                 <w:sz w:val="20"/>
                 <w:szCs w:val="20"/>
               </w:rPr>
-              <w:t xml:space="preserve">1 неделя</w:t>
+              <w:t xml:space="preserve">выполнено</w:t>
             </w:r>
           </w:p>
         </w:tc>
@@ -2641,7 +2759,7 @@
                 <w:sz w:val="20"/>
                 <w:szCs w:val="20"/>
               </w:rPr>
-              <w:t xml:space="preserve">Всего</w:t>
+              <w:t xml:space="preserve">Всего по оставшимся стадиям</w:t>
             </w:r>
           </w:p>
         </w:tc>
@@ -2677,7 +2795,7 @@
                 <w:sz w:val="20"/>
                 <w:szCs w:val="20"/>
               </w:rPr>
-              <w:t xml:space="preserve">13 недель</w:t>
+              <w:t xml:space="preserve">3 месяца</w:t>
             </w:r>
           </w:p>
         </w:tc>
@@ -2757,7 +2875,7 @@
           <w:sz w:val="20"/>
           <w:szCs w:val="20"/>
         </w:rPr>
-        <w:t xml:space="preserve">Стадия 1: аванс 50 % при подписании договора, 50 % по передаче материалов стадии</w:t>
+        <w:t xml:space="preserve">Стадия 1 (выполнена): 100 % при подписании договора</w:t>
       </w:r>
     </w:p>
     <w:p>

--- a/presentations/aurora-hotel/kp/MOST_KP_Bukhtarminskaya_EP.docx
+++ b/presentations/aurora-hotel/kp/MOST_KP_Bukhtarminskaya_EP.docx
@@ -58,7 +58,7 @@
           <w:sz w:val="17"/>
           <w:szCs w:val="17"/>
         </w:rPr>
-        <w:t xml:space="preserve">    АРХИТЕКТУРНОЕ БЮРО MOST</w:t>
+        <w:t xml:space="preserve">    ТОО «MOST Architects»</w:t>
       </w:r>
     </w:p>
     <w:p>
@@ -80,7 +80,7 @@
           <w:sz w:val="16"/>
           <w:szCs w:val="16"/>
         </w:rPr>
-        <w:t xml:space="preserve">most-a.com   ·   info@most-a.com   ·   +7 (771) 733 77 00</w:t>
+        <w:t xml:space="preserve">г. Алматы, ул. Утеген батыра 11в к6/1   ·   +7 771 733 77 00   ·   most-a.com</w:t>
       </w:r>
     </w:p>
     <w:p>
@@ -3321,7 +3321,7 @@
           <w:sz w:val="20"/>
           <w:szCs w:val="20"/>
         </w:rPr>
-        <w:t xml:space="preserve">Настоящее предложение действительно в течение 30 календарных дней с даты его направления</w:t>
+        <w:t xml:space="preserve">Настоящее предложение действительно в течение 10 рабочих дней с даты его направления</w:t>
       </w:r>
     </w:p>
     <w:p>
@@ -3451,7 +3451,7 @@
                 <w:sz w:val="20"/>
                 <w:szCs w:val="20"/>
               </w:rPr>
-              <w:t xml:space="preserve">Архитектурное бюро MOST</w:t>
+              <w:t xml:space="preserve">ТОО «MOST Architects»</w:t>
             </w:r>
           </w:p>
         </w:tc>
@@ -3519,11 +3519,83 @@
                 <w:bCs w:val="false"/>
                 <w:i w:val="false"/>
                 <w:iCs w:val="false"/>
+                <w:color w:val="333333"/>
+                <w:sz w:val="17"/>
+                <w:szCs w:val="17"/>
+              </w:rPr>
+              <w:t xml:space="preserve">г. Алматы, ул. Утеген батыра 11в к6/1</w:t>
+            </w:r>
+          </w:p>
+        </w:tc>
+        <w:tc>
+          <w:tcPr>
+            <w:tcW w:type="dxa" w:w="4619"/>
+            <w:tcBorders>
+              <w:top w:val="none" w:color="FFFFFF" w:sz="0"/>
+              <w:left w:val="none" w:color="FFFFFF" w:sz="0"/>
+              <w:bottom w:val="single" w:color="DCDCDC" w:sz="4"/>
+              <w:right w:val="none" w:color="FFFFFF" w:sz="0"/>
+            </w:tcBorders>
+            <w:tcMar>
+              <w:top w:type="dxa" w:w="90"/>
+              <w:left w:type="dxa" w:w="120"/>
+              <w:bottom w:type="dxa" w:w="90"/>
+              <w:right w:type="dxa" w:w="120"/>
+            </w:tcMar>
+          </w:tcPr>
+          <w:p>
+            <w:pPr>
+              <w:spacing w:after="0" w:line="240"/>
+            </w:pPr>
+            <w:r>
+              <w:rPr>
+                <w:rFonts w:ascii="Arial" w:cs="Arial" w:eastAsia="Arial" w:hAnsi="Arial"/>
+                <w:b w:val="false"/>
+                <w:bCs w:val="false"/>
+                <w:i w:val="false"/>
+                <w:iCs w:val="false"/>
                 <w:color w:val="8A8A8A"/>
                 <w:sz w:val="20"/>
                 <w:szCs w:val="20"/>
               </w:rPr>
               <w:t xml:space="preserve">______________________________</w:t>
+            </w:r>
+          </w:p>
+        </w:tc>
+      </w:tr>
+      <w:tr>
+        <w:tc>
+          <w:tcPr>
+            <w:tcW w:type="dxa" w:w="4619"/>
+            <w:tcBorders>
+              <w:top w:val="none" w:color="FFFFFF" w:sz="0"/>
+              <w:left w:val="none" w:color="FFFFFF" w:sz="0"/>
+              <w:bottom w:val="single" w:color="DCDCDC" w:sz="4"/>
+              <w:right w:val="none" w:color="FFFFFF" w:sz="0"/>
+            </w:tcBorders>
+            <w:tcMar>
+              <w:top w:type="dxa" w:w="90"/>
+              <w:left w:type="dxa" w:w="120"/>
+              <w:bottom w:type="dxa" w:w="90"/>
+              <w:right w:type="dxa" w:w="120"/>
+            </w:tcMar>
+          </w:tcPr>
+          <w:p>
+            <w:pPr>
+              <w:spacing w:after="0" w:line="240"/>
+            </w:pPr>
+            <w:r>
+              <w:rPr>
+                <w:rFonts w:ascii="Arial" w:cs="Arial" w:eastAsia="Arial" w:hAnsi="Arial"/>
+                <w:b w:val="false"/>
+                <w:bCs w:val="false"/>
+                <w:i w:val="false"/>
+                <w:iCs w:val="false"/>
+                <w:color w:val="111111"/>
+                <w:sz w:val="20"/>
+                <w:szCs w:val="20"/>
+              </w:rPr>
+              <w:t xml:space="preserve">Директор  ______________  Иманкулов И.Т.</w:t>
             </w:r>
           </w:p>
         </w:tc>
@@ -3595,7 +3667,7 @@
                 <w:sz w:val="15"/>
                 <w:szCs w:val="15"/>
               </w:rPr>
-              <w:t xml:space="preserve">подпись, дата</w:t>
+              <w:t xml:space="preserve">М.П.</w:t>
             </w:r>
           </w:p>
         </w:tc>

--- a/presentations/aurora-hotel/kp/MOST_KP_Bukhtarminskaya_EP.docx
+++ b/presentations/aurora-hotel/kp/MOST_KP_Bukhtarminskaya_EP.docx
@@ -424,7 +424,7 @@
                 <w:sz w:val="20"/>
                 <w:szCs w:val="20"/>
               </w:rPr>
-              <w:t xml:space="preserve">Форэскиз (выполнен), концепция и эскизный проект</w:t>
+              <w:t xml:space="preserve">Форэскиз, концепция и эскизный проект</w:t>
             </w:r>
           </w:p>
         </w:tc>
@@ -864,7 +864,7 @@
                 <w:sz w:val="20"/>
                 <w:szCs w:val="20"/>
               </w:rPr>
-              <w:t xml:space="preserve">Подземный этаж 4 941,11 м² с понижающим коэффициентом 0,7</w:t>
+              <w:t xml:space="preserve">Подземный этаж 4 941,11 м² с понижающим коэффициентом 0,45</w:t>
             </w:r>
           </w:p>
         </w:tc>
@@ -900,7 +900,7 @@
                 <w:sz w:val="20"/>
                 <w:szCs w:val="20"/>
               </w:rPr>
-              <w:t xml:space="preserve">3 458,78 м²</w:t>
+              <w:t xml:space="preserve">2 223,50 м²</w:t>
             </w:r>
           </w:p>
         </w:tc>
@@ -973,7 +973,7 @@
                 <w:sz w:val="20"/>
                 <w:szCs w:val="20"/>
               </w:rPr>
-              <w:t xml:space="preserve">26 038,99 м²</w:t>
+              <w:t xml:space="preserve">24 803,71 м²</w:t>
             </w:r>
           </w:p>
         </w:tc>
@@ -999,7 +999,7 @@
           <w:sz w:val="17"/>
           <w:szCs w:val="17"/>
         </w:rPr>
-        <w:t xml:space="preserve">Позиции с пометкой «расчётно» получены расчётом бюро: в исходных технико-экономических показателях генерального плана они не выделены. Стоимость работ по настоящему предложению подлежит пересчёту по фактической площади объекта, утверждённой на стадии эскизного проекта, с сохранением ставки за квадратный метр. Площадь подземного этажа учитывается в расчёте с понижающим коэффициентом 0,7.</w:t>
+        <w:t xml:space="preserve">Позиции с пометкой «расчётно» получены расчётом бюро: в исходных технико-экономических показателях генерального плана они не выделены. Стоимость работ по настоящему предложению подлежит пересчёту по фактической площади объекта, утверждённой на стадии эскизного проекта, с сохранением ставки за квадратный метр. Площадь подземного этажа учитывается в расчёте с понижающим коэффициентом 0,45.</w:t>
       </w:r>
     </w:p>
     <w:p>
@@ -1331,7 +1331,7 @@
                 <w:sz w:val="20"/>
                 <w:szCs w:val="20"/>
               </w:rPr>
-              <w:t xml:space="preserve">5 207 798 ₸</w:t>
+              <w:t xml:space="preserve">4 960 742 ₸</w:t>
             </w:r>
           </w:p>
         </w:tc>
@@ -1476,7 +1476,7 @@
                 <w:sz w:val="20"/>
                 <w:szCs w:val="20"/>
               </w:rPr>
-              <w:t xml:space="preserve">10 415 596 ₸</w:t>
+              <w:t xml:space="preserve">9 921 484 ₸</w:t>
             </w:r>
           </w:p>
         </w:tc>
@@ -1621,7 +1621,7 @@
                 <w:sz w:val="20"/>
                 <w:szCs w:val="20"/>
               </w:rPr>
-              <w:t xml:space="preserve">36 454 586 ₸</w:t>
+              <w:t xml:space="preserve">34 725 194 ₸</w:t>
             </w:r>
           </w:p>
         </w:tc>
@@ -1766,7 +1766,7 @@
                 <w:sz w:val="20"/>
                 <w:szCs w:val="20"/>
               </w:rPr>
-              <w:t xml:space="preserve">52 077 980 ₸</w:t>
+              <w:t xml:space="preserve">49 607 420 ₸</w:t>
             </w:r>
           </w:p>
         </w:tc>
@@ -1792,7 +1792,7 @@
           <w:sz w:val="17"/>
           <w:szCs w:val="17"/>
         </w:rPr>
-        <w:t xml:space="preserve">Стоимость указана с учётом НДС, расчёт от площади 26 038,99 м². В том числе: сумма без НДС — 44 894 810,34 ₸, НДС 16 % — 7 183 169,66 ₸.</w:t>
+        <w:t xml:space="preserve">Стоимость указана с учётом НДС, расчёт от площади 24 803,71 м². В том числе: сумма без НДС — 42 765 017,24 ₸, НДС 16 % — 6 842 402,76 ₸.</w:t>
       </w:r>
     </w:p>
     <w:p>
@@ -1833,19 +1833,6 @@
           <w:szCs w:val="21"/>
         </w:rPr>
         <w:t xml:space="preserve">Стадия 1. Форэскиз</w:t>
-      </w:r>
-      <w:r>
-        <w:rPr>
-          <w:rFonts w:ascii="Arial" w:cs="Arial" w:eastAsia="Arial" w:hAnsi="Arial"/>
-          <w:b/>
-          <w:bCs/>
-          <w:i w:val="false"/>
-          <w:iCs w:val="false"/>
-          <w:color w:val="FF4D23"/>
-          <w:sz w:val="17"/>
-          <w:szCs w:val="17"/>
-        </w:rPr>
-        <w:t xml:space="preserve">   — выполнено</w:t>
       </w:r>
     </w:p>
     <w:p>
@@ -2576,7 +2563,7 @@
                 <w:sz w:val="20"/>
                 <w:szCs w:val="20"/>
               </w:rPr>
-              <w:t xml:space="preserve">выполнено</w:t>
+              <w:t xml:space="preserve">1 неделя</w:t>
             </w:r>
           </w:p>
         </w:tc>
@@ -2759,7 +2746,7 @@
                 <w:sz w:val="20"/>
                 <w:szCs w:val="20"/>
               </w:rPr>
-              <w:t xml:space="preserve">Всего по оставшимся стадиям</w:t>
+              <w:t xml:space="preserve">Всего</w:t>
             </w:r>
           </w:p>
         </w:tc>
@@ -2795,7 +2782,7 @@
                 <w:sz w:val="20"/>
                 <w:szCs w:val="20"/>
               </w:rPr>
-              <w:t xml:space="preserve">3 месяца</w:t>
+              <w:t xml:space="preserve">13 недель</w:t>
             </w:r>
           </w:p>
         </w:tc>
@@ -2875,7 +2862,7 @@
           <w:sz w:val="20"/>
           <w:szCs w:val="20"/>
         </w:rPr>
-        <w:t xml:space="preserve">Стадия 1 (выполнена): 100 % при подписании договора</w:t>
+        <w:t xml:space="preserve">Стадия 1: аванс 50 % при подписании договора, 50 % по передаче материалов стадии</w:t>
       </w:r>
     </w:p>
     <w:p>

--- a/presentations/aurora-hotel/kp/MOST_KP_Bukhtarminskaya_EP.docx
+++ b/presentations/aurora-hotel/kp/MOST_KP_Bukhtarminskaya_EP.docx
@@ -524,6 +524,71 @@
         <w:t xml:space="preserve">1. БАЗА РАСЧЁТА СТОИМОСТИ</w:t>
       </w:r>
     </w:p>
+    <w:p>
+      <w:pPr>
+        <w:spacing w:after="80"/>
+        <w:jc w:val="center"/>
+      </w:pPr>
+      <w:r>
+        <w:drawing>
+          <wp:inline distT="0" distB="0" distL="0" distR="0">
+            <wp:extent cx="4476750" cy="3581400"/>
+            <wp:effectExtent t="0" r="0" b="0" l="0"/>
+            <wp:docPr id="1" name="" descr="" title=""/>
+            <wp:cNvGraphicFramePr>
+              <a:graphicFrameLocks xmlns:a="http://schemas.openxmlformats.org/drawingml/2006/main" noChangeAspect="1"/>
+            </wp:cNvGraphicFramePr>
+            <a:graphic xmlns:a="http://schemas.openxmlformats.org/drawingml/2006/main">
+              <a:graphicData uri="http://schemas.openxmlformats.org/drawingml/2006/picture">
+                <pic:pic xmlns:pic="http://schemas.openxmlformats.org/drawingml/2006/picture">
+                  <pic:nvPicPr>
+                    <pic:cNvPr id="0" name="" descr=""/>
+                    <pic:cNvPicPr>
+                      <a:picLocks noChangeAspect="1" noChangeArrowheads="1"/>
+                    </pic:cNvPicPr>
+                  </pic:nvPicPr>
+                  <pic:blipFill>
+                    <a:blip r:embed="rId8" cstate="none"/>
+                    <a:srcRect/>
+                    <a:stretch>
+                      <a:fillRect/>
+                    </a:stretch>
+                  </pic:blipFill>
+                  <pic:spPr bwMode="auto">
+                    <a:xfrm>
+                      <a:off x="0" y="0"/>
+                      <a:ext cx="4476750" cy="3581400"/>
+                    </a:xfrm>
+                    <a:prstGeom prst="rect">
+                      <a:avLst/>
+                    </a:prstGeom>
+                  </pic:spPr>
+                </pic:pic>
+              </a:graphicData>
+            </a:graphic>
+          </wp:inline>
+        </w:drawing>
+      </w:r>
+    </w:p>
+    <w:p>
+      <w:pPr>
+        <w:spacing w:after="200" w:before="0" w:line="260"/>
+        <w:jc w:val="center"/>
+      </w:pPr>
+      <w:r>
+        <w:rPr>
+          <w:rFonts w:ascii="Arial" w:cs="Arial" w:eastAsia="Arial" w:hAnsi="Arial"/>
+          <w:b w:val="false"/>
+          <w:bCs w:val="false"/>
+          <w:i/>
+          <w:iCs/>
+          <w:color w:val="8A8A8A"/>
+          <w:sz w:val="16"/>
+          <w:szCs w:val="16"/>
+        </w:rPr>
+        <w:t xml:space="preserve">Посадка комплекса на участок. Площади в таблице приведены по проекту генерального плана.</w:t>
+      </w:r>
+    </w:p>
     <w:tbl>
       <w:tblPr>
         <w:tblW w:type="dxa" w:w="9639"/>
@@ -981,29 +1046,6 @@
     </w:tbl>
     <w:p>
       <w:pPr>
-        <w:spacing w:after="140"/>
-      </w:pPr>
-    </w:p>
-    <w:p>
-      <w:pPr>
-        <w:spacing w:after="100" w:before="0" w:line="230"/>
-      </w:pPr>
-      <w:r>
-        <w:rPr>
-          <w:rFonts w:ascii="Arial" w:cs="Arial" w:eastAsia="Arial" w:hAnsi="Arial"/>
-          <w:b w:val="false"/>
-          <w:bCs w:val="false"/>
-          <w:i/>
-          <w:iCs/>
-          <w:color w:val="8A8A8A"/>
-          <w:sz w:val="17"/>
-          <w:szCs w:val="17"/>
-        </w:rPr>
-        <w:t xml:space="preserve">Позиции с пометкой «расчётно» получены расчётом бюро: в исходных технико-экономических показателях генерального плана они не выделены. Стоимость работ по настоящему предложению подлежит пересчёту по фактической площади объекта, утверждённой на стадии эскизного проекта, с сохранением ставки за квадратный метр. Площадь подземного этажа учитывается в расчёте с понижающим коэффициентом 0,45.</w:t>
-      </w:r>
-    </w:p>
-    <w:p>
-      <w:pPr>
         <w:pBdr>
           <w:bottom w:val="single" w:color="111111" w:sz="6" w:space="6"/>
         </w:pBdr>
@@ -1038,9 +1080,8 @@
       </w:tblPr>
       <w:tblGrid>
         <w:gridCol w:w="5239"/>
-        <w:gridCol w:w="1400"/>
-        <w:gridCol w:w="1500"/>
-        <w:gridCol w:w="1500"/>
+        <w:gridCol w:w="1600"/>
+        <w:gridCol w:w="2800"/>
       </w:tblGrid>
       <w:tr>
         <w:tc>
@@ -1081,7 +1122,7 @@
         </w:tc>
         <w:tc>
           <w:tcPr>
-            <w:tcW w:type="dxa" w:w="1400"/>
+            <w:tcW w:type="dxa" w:w="1600"/>
             <w:tcBorders>
               <w:top w:val="none" w:color="FFFFFF" w:sz="0"/>
               <w:left w:val="none" w:color="FFFFFF" w:sz="0"/>
@@ -1118,7 +1159,7 @@
         </w:tc>
         <w:tc>
           <w:tcPr>
-            <w:tcW w:type="dxa" w:w="1500"/>
+            <w:tcW w:type="dxa" w:w="2800"/>
             <w:tcBorders>
               <w:top w:val="none" w:color="FFFFFF" w:sz="0"/>
               <w:left w:val="none" w:color="FFFFFF" w:sz="0"/>
@@ -1149,17 +1190,90 @@
                 <w:sz w:val="16"/>
                 <w:szCs w:val="16"/>
               </w:rPr>
-              <w:t xml:space="preserve">₸ / м²</w:t>
-            </w:r>
-          </w:p>
-        </w:tc>
-        <w:tc>
-          <w:tcPr>
-            <w:tcW w:type="dxa" w:w="1500"/>
-            <w:tcBorders>
-              <w:top w:val="none" w:color="FFFFFF" w:sz="0"/>
-              <w:left w:val="none" w:color="FFFFFF" w:sz="0"/>
-              <w:bottom w:val="single" w:color="111111" w:sz="8"/>
+              <w:t xml:space="preserve">Сумма без НДС</w:t>
+            </w:r>
+          </w:p>
+        </w:tc>
+      </w:tr>
+      <w:tr>
+        <w:tc>
+          <w:tcPr>
+            <w:tcW w:type="dxa" w:w="5239"/>
+            <w:tcBorders>
+              <w:top w:val="none" w:color="FFFFFF" w:sz="0"/>
+              <w:left w:val="none" w:color="FFFFFF" w:sz="0"/>
+              <w:bottom w:val="single" w:color="DCDCDC" w:sz="4"/>
+              <w:right w:val="none" w:color="FFFFFF" w:sz="0"/>
+            </w:tcBorders>
+            <w:tcMar>
+              <w:top w:type="dxa" w:w="90"/>
+              <w:left w:type="dxa" w:w="120"/>
+              <w:bottom w:type="dxa" w:w="90"/>
+              <w:right w:type="dxa" w:w="120"/>
+            </w:tcMar>
+          </w:tcPr>
+          <w:p>
+            <w:pPr>
+              <w:spacing w:after="0" w:line="240"/>
+            </w:pPr>
+            <w:r>
+              <w:rPr>
+                <w:rFonts w:ascii="Arial" w:cs="Arial" w:eastAsia="Arial" w:hAnsi="Arial"/>
+                <w:b w:val="false"/>
+                <w:bCs w:val="false"/>
+                <w:i w:val="false"/>
+                <w:iCs w:val="false"/>
+                <w:color w:val="111111"/>
+                <w:sz w:val="20"/>
+                <w:szCs w:val="20"/>
+              </w:rPr>
+              <w:t xml:space="preserve">Стадия 1. Форэскиз</w:t>
+            </w:r>
+          </w:p>
+        </w:tc>
+        <w:tc>
+          <w:tcPr>
+            <w:tcW w:type="dxa" w:w="1600"/>
+            <w:tcBorders>
+              <w:top w:val="none" w:color="FFFFFF" w:sz="0"/>
+              <w:left w:val="none" w:color="FFFFFF" w:sz="0"/>
+              <w:bottom w:val="single" w:color="DCDCDC" w:sz="4"/>
+              <w:right w:val="none" w:color="FFFFFF" w:sz="0"/>
+            </w:tcBorders>
+            <w:tcMar>
+              <w:top w:type="dxa" w:w="90"/>
+              <w:left w:type="dxa" w:w="120"/>
+              <w:bottom w:type="dxa" w:w="90"/>
+              <w:right w:type="dxa" w:w="120"/>
+            </w:tcMar>
+          </w:tcPr>
+          <w:p>
+            <w:pPr>
+              <w:spacing w:after="0" w:line="240"/>
+              <w:jc w:val="right"/>
+            </w:pPr>
+            <w:r>
+              <w:rPr>
+                <w:rFonts w:ascii="Arial" w:cs="Arial" w:eastAsia="Arial" w:hAnsi="Arial"/>
+                <w:b w:val="false"/>
+                <w:bCs w:val="false"/>
+                <w:i w:val="false"/>
+                <w:iCs w:val="false"/>
+                <w:color w:val="333333"/>
+                <w:sz w:val="20"/>
+                <w:szCs w:val="20"/>
+              </w:rPr>
+              <w:t xml:space="preserve">10 %</w:t>
+            </w:r>
+          </w:p>
+        </w:tc>
+        <w:tc>
+          <w:tcPr>
+            <w:tcW w:type="dxa" w:w="2800"/>
+            <w:tcBorders>
+              <w:top w:val="none" w:color="FFFFFF" w:sz="0"/>
+              <w:left w:val="none" w:color="FFFFFF" w:sz="0"/>
+              <w:bottom w:val="single" w:color="DCDCDC" w:sz="4"/>
               <w:right w:val="none" w:color="FFFFFF" w:sz="0"/>
             </w:tcBorders>
             <w:tcMar>
@@ -1181,12 +1295,11 @@
                 <w:bCs/>
                 <w:i w:val="false"/>
                 <w:iCs w:val="false"/>
-                <w:color w:val="FF4D23"/>
-                <w:spacing w:val="6"/>
-                <w:sz w:val="16"/>
-                <w:szCs w:val="16"/>
-              </w:rPr>
-              <w:t xml:space="preserve">Сумма</w:t>
+                <w:color w:val="111111"/>
+                <w:sz w:val="20"/>
+                <w:szCs w:val="20"/>
+              </w:rPr>
+              <w:t xml:space="preserve">4 276 501,72 ₸</w:t>
             </w:r>
           </w:p>
         </w:tc>
@@ -1223,13 +1336,13 @@
                 <w:sz w:val="20"/>
                 <w:szCs w:val="20"/>
               </w:rPr>
-              <w:t xml:space="preserve">Стадия 1. Форэскиз</w:t>
-            </w:r>
-          </w:p>
-        </w:tc>
-        <w:tc>
-          <w:tcPr>
-            <w:tcW w:type="dxa" w:w="1400"/>
+              <w:t xml:space="preserve">Стадия 2. Концепция</w:t>
+            </w:r>
+          </w:p>
+        </w:tc>
+        <w:tc>
+          <w:tcPr>
+            <w:tcW w:type="dxa" w:w="1600"/>
             <w:tcBorders>
               <w:top w:val="none" w:color="FFFFFF" w:sz="0"/>
               <w:left w:val="none" w:color="FFFFFF" w:sz="0"/>
@@ -1259,13 +1372,13 @@
                 <w:sz w:val="20"/>
                 <w:szCs w:val="20"/>
               </w:rPr>
-              <w:t xml:space="preserve">10 %</w:t>
-            </w:r>
-          </w:p>
-        </w:tc>
-        <w:tc>
-          <w:tcPr>
-            <w:tcW w:type="dxa" w:w="1500"/>
+              <w:t xml:space="preserve">40 %</w:t>
+            </w:r>
+          </w:p>
+        </w:tc>
+        <w:tc>
+          <w:tcPr>
+            <w:tcW w:type="dxa" w:w="2800"/>
             <w:tcBorders>
               <w:top w:val="none" w:color="FFFFFF" w:sz="0"/>
               <w:left w:val="none" w:color="FFFFFF" w:sz="0"/>
@@ -1283,6 +1396,43 @@
             <w:pPr>
               <w:spacing w:after="0" w:line="240"/>
               <w:jc w:val="right"/>
+            </w:pPr>
+            <w:r>
+              <w:rPr>
+                <w:rFonts w:ascii="Arial" w:cs="Arial" w:eastAsia="Arial" w:hAnsi="Arial"/>
+                <w:b/>
+                <w:bCs/>
+                <w:i w:val="false"/>
+                <w:iCs w:val="false"/>
+                <w:color w:val="111111"/>
+                <w:sz w:val="20"/>
+                <w:szCs w:val="20"/>
+              </w:rPr>
+              <w:t xml:space="preserve">17 106 006,90 ₸</w:t>
+            </w:r>
+          </w:p>
+        </w:tc>
+      </w:tr>
+      <w:tr>
+        <w:tc>
+          <w:tcPr>
+            <w:tcW w:type="dxa" w:w="5239"/>
+            <w:tcBorders>
+              <w:top w:val="none" w:color="FFFFFF" w:sz="0"/>
+              <w:left w:val="none" w:color="FFFFFF" w:sz="0"/>
+              <w:bottom w:val="single" w:color="DCDCDC" w:sz="4"/>
+              <w:right w:val="none" w:color="FFFFFF" w:sz="0"/>
+            </w:tcBorders>
+            <w:tcMar>
+              <w:top w:type="dxa" w:w="90"/>
+              <w:left w:type="dxa" w:w="120"/>
+              <w:bottom w:type="dxa" w:w="90"/>
+              <w:right w:type="dxa" w:w="120"/>
+            </w:tcMar>
+          </w:tcPr>
+          <w:p>
+            <w:pPr>
+              <w:spacing w:after="0" w:line="240"/>
             </w:pPr>
             <w:r>
               <w:rPr>
@@ -1291,17 +1441,53 @@
                 <w:bCs w:val="false"/>
                 <w:i w:val="false"/>
                 <w:iCs w:val="false"/>
+                <w:color w:val="111111"/>
+                <w:sz w:val="20"/>
+                <w:szCs w:val="20"/>
+              </w:rPr>
+              <w:t xml:space="preserve">Стадия 3. Эскизный проект</w:t>
+            </w:r>
+          </w:p>
+        </w:tc>
+        <w:tc>
+          <w:tcPr>
+            <w:tcW w:type="dxa" w:w="1600"/>
+            <w:tcBorders>
+              <w:top w:val="none" w:color="FFFFFF" w:sz="0"/>
+              <w:left w:val="none" w:color="FFFFFF" w:sz="0"/>
+              <w:bottom w:val="single" w:color="DCDCDC" w:sz="4"/>
+              <w:right w:val="none" w:color="FFFFFF" w:sz="0"/>
+            </w:tcBorders>
+            <w:tcMar>
+              <w:top w:type="dxa" w:w="90"/>
+              <w:left w:type="dxa" w:w="120"/>
+              <w:bottom w:type="dxa" w:w="90"/>
+              <w:right w:type="dxa" w:w="120"/>
+            </w:tcMar>
+          </w:tcPr>
+          <w:p>
+            <w:pPr>
+              <w:spacing w:after="0" w:line="240"/>
+              <w:jc w:val="right"/>
+            </w:pPr>
+            <w:r>
+              <w:rPr>
+                <w:rFonts w:ascii="Arial" w:cs="Arial" w:eastAsia="Arial" w:hAnsi="Arial"/>
+                <w:b w:val="false"/>
+                <w:bCs w:val="false"/>
+                <w:i w:val="false"/>
+                <w:iCs w:val="false"/>
                 <w:color w:val="333333"/>
                 <w:sz w:val="20"/>
                 <w:szCs w:val="20"/>
               </w:rPr>
-              <w:t xml:space="preserve">200</w:t>
-            </w:r>
-          </w:p>
-        </w:tc>
-        <w:tc>
-          <w:tcPr>
-            <w:tcW w:type="dxa" w:w="1500"/>
+              <w:t xml:space="preserve">50 %</w:t>
+            </w:r>
+          </w:p>
+        </w:tc>
+        <w:tc>
+          <w:tcPr>
+            <w:tcW w:type="dxa" w:w="2800"/>
             <w:tcBorders>
               <w:top w:val="none" w:color="FFFFFF" w:sz="0"/>
               <w:left w:val="none" w:color="FFFFFF" w:sz="0"/>
@@ -1331,7 +1517,7 @@
                 <w:sz w:val="20"/>
                 <w:szCs w:val="20"/>
               </w:rPr>
-              <w:t xml:space="preserve">4 960 742 ₸</w:t>
+              <w:t xml:space="preserve">21 382 508,62 ₸</w:t>
             </w:r>
           </w:p>
         </w:tc>
@@ -1360,21 +1546,95 @@
             <w:r>
               <w:rPr>
                 <w:rFonts w:ascii="Arial" w:cs="Arial" w:eastAsia="Arial" w:hAnsi="Arial"/>
+                <w:b/>
+                <w:bCs/>
+                <w:i w:val="false"/>
+                <w:iCs w:val="false"/>
+                <w:color w:val="111111"/>
+                <w:sz w:val="20"/>
+                <w:szCs w:val="20"/>
+              </w:rPr>
+              <w:t xml:space="preserve">Итого без НДС</w:t>
+            </w:r>
+          </w:p>
+        </w:tc>
+        <w:tc>
+          <w:tcPr>
+            <w:tcW w:type="dxa" w:w="1600"/>
+            <w:tcBorders>
+              <w:top w:val="none" w:color="FFFFFF" w:sz="0"/>
+              <w:left w:val="none" w:color="FFFFFF" w:sz="0"/>
+              <w:bottom w:val="single" w:color="DCDCDC" w:sz="4"/>
+              <w:right w:val="none" w:color="FFFFFF" w:sz="0"/>
+            </w:tcBorders>
+            <w:tcMar>
+              <w:top w:type="dxa" w:w="90"/>
+              <w:left w:type="dxa" w:w="120"/>
+              <w:bottom w:type="dxa" w:w="90"/>
+              <w:right w:type="dxa" w:w="120"/>
+            </w:tcMar>
+          </w:tcPr>
+          <w:p>
+            <w:pPr>
+              <w:spacing w:after="0" w:line="240"/>
+              <w:jc w:val="right"/>
+            </w:pPr>
+            <w:r>
+              <w:rPr>
+                <w:rFonts w:ascii="Arial" w:cs="Arial" w:eastAsia="Arial" w:hAnsi="Arial"/>
                 <w:b w:val="false"/>
                 <w:bCs w:val="false"/>
                 <w:i w:val="false"/>
                 <w:iCs w:val="false"/>
+                <w:color w:val="333333"/>
+                <w:sz w:val="20"/>
+                <w:szCs w:val="20"/>
+              </w:rPr>
+              <w:t xml:space="preserve">100 %</w:t>
+            </w:r>
+          </w:p>
+        </w:tc>
+        <w:tc>
+          <w:tcPr>
+            <w:tcW w:type="dxa" w:w="2800"/>
+            <w:tcBorders>
+              <w:top w:val="none" w:color="FFFFFF" w:sz="0"/>
+              <w:left w:val="none" w:color="FFFFFF" w:sz="0"/>
+              <w:bottom w:val="single" w:color="DCDCDC" w:sz="4"/>
+              <w:right w:val="none" w:color="FFFFFF" w:sz="0"/>
+            </w:tcBorders>
+            <w:tcMar>
+              <w:top w:type="dxa" w:w="90"/>
+              <w:left w:type="dxa" w:w="120"/>
+              <w:bottom w:type="dxa" w:w="90"/>
+              <w:right w:type="dxa" w:w="120"/>
+            </w:tcMar>
+          </w:tcPr>
+          <w:p>
+            <w:pPr>
+              <w:spacing w:after="0" w:line="240"/>
+              <w:jc w:val="right"/>
+            </w:pPr>
+            <w:r>
+              <w:rPr>
+                <w:rFonts w:ascii="Arial" w:cs="Arial" w:eastAsia="Arial" w:hAnsi="Arial"/>
+                <w:b/>
+                <w:bCs/>
+                <w:i w:val="false"/>
+                <w:iCs w:val="false"/>
                 <w:color w:val="111111"/>
                 <w:sz w:val="20"/>
                 <w:szCs w:val="20"/>
               </w:rPr>
-              <w:t xml:space="preserve">Стадия 2. Концепция</w:t>
-            </w:r>
-          </w:p>
-        </w:tc>
-        <w:tc>
-          <w:tcPr>
-            <w:tcW w:type="dxa" w:w="1400"/>
+              <w:t xml:space="preserve">42 765 017,24 ₸</w:t>
+            </w:r>
+          </w:p>
+        </w:tc>
+      </w:tr>
+      <w:tr>
+        <w:tc>
+          <w:tcPr>
+            <w:tcW w:type="dxa" w:w="5239"/>
             <w:tcBorders>
               <w:top w:val="none" w:color="FFFFFF" w:sz="0"/>
               <w:left w:val="none" w:color="FFFFFF" w:sz="0"/>
@@ -1391,7 +1651,6 @@
           <w:p>
             <w:pPr>
               <w:spacing w:after="0" w:line="240"/>
-              <w:jc w:val="right"/>
             </w:pPr>
             <w:r>
               <w:rPr>
@@ -1400,17 +1659,17 @@
                 <w:bCs w:val="false"/>
                 <w:i w:val="false"/>
                 <w:iCs w:val="false"/>
-                <w:color w:val="333333"/>
-                <w:sz w:val="20"/>
-                <w:szCs w:val="20"/>
-              </w:rPr>
-              <w:t xml:space="preserve">20 %</w:t>
-            </w:r>
-          </w:p>
-        </w:tc>
-        <w:tc>
-          <w:tcPr>
-            <w:tcW w:type="dxa" w:w="1500"/>
+                <w:color w:val="111111"/>
+                <w:sz w:val="20"/>
+                <w:szCs w:val="20"/>
+              </w:rPr>
+              <w:t xml:space="preserve">НДС 16 %</w:t>
+            </w:r>
+          </w:p>
+        </w:tc>
+        <w:tc>
+          <w:tcPr>
+            <w:tcW w:type="dxa" w:w="1600"/>
             <w:tcBorders>
               <w:top w:val="none" w:color="FFFFFF" w:sz="0"/>
               <w:left w:val="none" w:color="FFFFFF" w:sz="0"/>
@@ -1440,13 +1699,13 @@
                 <w:sz w:val="20"/>
                 <w:szCs w:val="20"/>
               </w:rPr>
-              <w:t xml:space="preserve">400</w:t>
-            </w:r>
-          </w:p>
-        </w:tc>
-        <w:tc>
-          <w:tcPr>
-            <w:tcW w:type="dxa" w:w="1500"/>
+              <w:t xml:space="preserve"/>
+            </w:r>
+          </w:p>
+        </w:tc>
+        <w:tc>
+          <w:tcPr>
+            <w:tcW w:type="dxa" w:w="2800"/>
             <w:tcBorders>
               <w:top w:val="none" w:color="FFFFFF" w:sz="0"/>
               <w:left w:val="none" w:color="FFFFFF" w:sz="0"/>
@@ -1476,7 +1735,7 @@
                 <w:sz w:val="20"/>
                 <w:szCs w:val="20"/>
               </w:rPr>
-              <w:t xml:space="preserve">9 921 484 ₸</w:t>
+              <w:t xml:space="preserve">6 842 402,76 ₸</w:t>
             </w:r>
           </w:p>
         </w:tc>
@@ -1488,19 +1747,55 @@
             <w:tcBorders>
               <w:top w:val="none" w:color="FFFFFF" w:sz="0"/>
               <w:left w:val="none" w:color="FFFFFF" w:sz="0"/>
-              <w:bottom w:val="single" w:color="DCDCDC" w:sz="4"/>
-              <w:right w:val="none" w:color="FFFFFF" w:sz="0"/>
-            </w:tcBorders>
-            <w:tcMar>
-              <w:top w:type="dxa" w:w="90"/>
-              <w:left w:type="dxa" w:w="120"/>
-              <w:bottom w:type="dxa" w:w="90"/>
-              <w:right w:type="dxa" w:w="120"/>
-            </w:tcMar>
-          </w:tcPr>
-          <w:p>
-            <w:pPr>
-              <w:spacing w:after="0" w:line="240"/>
+              <w:bottom w:val="single" w:color="111111" w:sz="8"/>
+              <w:right w:val="none" w:color="FFFFFF" w:sz="0"/>
+            </w:tcBorders>
+            <w:tcMar>
+              <w:top w:type="dxa" w:w="90"/>
+              <w:left w:type="dxa" w:w="120"/>
+              <w:bottom w:type="dxa" w:w="90"/>
+              <w:right w:type="dxa" w:w="120"/>
+            </w:tcMar>
+          </w:tcPr>
+          <w:p>
+            <w:pPr>
+              <w:spacing w:after="0" w:line="240"/>
+            </w:pPr>
+            <w:r>
+              <w:rPr>
+                <w:rFonts w:ascii="Arial" w:cs="Arial" w:eastAsia="Arial" w:hAnsi="Arial"/>
+                <w:b/>
+                <w:bCs/>
+                <w:i w:val="false"/>
+                <w:iCs w:val="false"/>
+                <w:color w:val="111111"/>
+                <w:sz w:val="20"/>
+                <w:szCs w:val="20"/>
+              </w:rPr>
+              <w:t xml:space="preserve">Итого к оплате с НДС</w:t>
+            </w:r>
+          </w:p>
+        </w:tc>
+        <w:tc>
+          <w:tcPr>
+            <w:tcW w:type="dxa" w:w="1600"/>
+            <w:tcBorders>
+              <w:top w:val="none" w:color="FFFFFF" w:sz="0"/>
+              <w:left w:val="none" w:color="FFFFFF" w:sz="0"/>
+              <w:bottom w:val="single" w:color="111111" w:sz="8"/>
+              <w:right w:val="none" w:color="FFFFFF" w:sz="0"/>
+            </w:tcBorders>
+            <w:tcMar>
+              <w:top w:type="dxa" w:w="90"/>
+              <w:left w:type="dxa" w:w="120"/>
+              <w:bottom w:type="dxa" w:w="90"/>
+              <w:right w:type="dxa" w:w="120"/>
+            </w:tcMar>
+          </w:tcPr>
+          <w:p>
+            <w:pPr>
+              <w:spacing w:after="0" w:line="240"/>
+              <w:jc w:val="right"/>
             </w:pPr>
             <w:r>
               <w:rPr>
@@ -1509,93 +1804,21 @@
                 <w:bCs w:val="false"/>
                 <w:i w:val="false"/>
                 <w:iCs w:val="false"/>
-                <w:color w:val="111111"/>
-                <w:sz w:val="20"/>
-                <w:szCs w:val="20"/>
-              </w:rPr>
-              <w:t xml:space="preserve">Стадия 3. Эскизный проект</w:t>
-            </w:r>
-          </w:p>
-        </w:tc>
-        <w:tc>
-          <w:tcPr>
-            <w:tcW w:type="dxa" w:w="1400"/>
-            <w:tcBorders>
-              <w:top w:val="none" w:color="FFFFFF" w:sz="0"/>
-              <w:left w:val="none" w:color="FFFFFF" w:sz="0"/>
-              <w:bottom w:val="single" w:color="DCDCDC" w:sz="4"/>
-              <w:right w:val="none" w:color="FFFFFF" w:sz="0"/>
-            </w:tcBorders>
-            <w:tcMar>
-              <w:top w:type="dxa" w:w="90"/>
-              <w:left w:type="dxa" w:w="120"/>
-              <w:bottom w:type="dxa" w:w="90"/>
-              <w:right w:type="dxa" w:w="120"/>
-            </w:tcMar>
-          </w:tcPr>
-          <w:p>
-            <w:pPr>
-              <w:spacing w:after="0" w:line="240"/>
-              <w:jc w:val="right"/>
-            </w:pPr>
-            <w:r>
-              <w:rPr>
-                <w:rFonts w:ascii="Arial" w:cs="Arial" w:eastAsia="Arial" w:hAnsi="Arial"/>
-                <w:b w:val="false"/>
-                <w:bCs w:val="false"/>
-                <w:i w:val="false"/>
-                <w:iCs w:val="false"/>
                 <w:color w:val="333333"/>
                 <w:sz w:val="20"/>
                 <w:szCs w:val="20"/>
               </w:rPr>
-              <w:t xml:space="preserve">70 %</w:t>
-            </w:r>
-          </w:p>
-        </w:tc>
-        <w:tc>
-          <w:tcPr>
-            <w:tcW w:type="dxa" w:w="1500"/>
-            <w:tcBorders>
-              <w:top w:val="none" w:color="FFFFFF" w:sz="0"/>
-              <w:left w:val="none" w:color="FFFFFF" w:sz="0"/>
-              <w:bottom w:val="single" w:color="DCDCDC" w:sz="4"/>
-              <w:right w:val="none" w:color="FFFFFF" w:sz="0"/>
-            </w:tcBorders>
-            <w:tcMar>
-              <w:top w:type="dxa" w:w="90"/>
-              <w:left w:type="dxa" w:w="120"/>
-              <w:bottom w:type="dxa" w:w="90"/>
-              <w:right w:type="dxa" w:w="120"/>
-            </w:tcMar>
-          </w:tcPr>
-          <w:p>
-            <w:pPr>
-              <w:spacing w:after="0" w:line="240"/>
-              <w:jc w:val="right"/>
-            </w:pPr>
-            <w:r>
-              <w:rPr>
-                <w:rFonts w:ascii="Arial" w:cs="Arial" w:eastAsia="Arial" w:hAnsi="Arial"/>
-                <w:b w:val="false"/>
-                <w:bCs w:val="false"/>
-                <w:i w:val="false"/>
-                <w:iCs w:val="false"/>
-                <w:color w:val="333333"/>
-                <w:sz w:val="20"/>
-                <w:szCs w:val="20"/>
-              </w:rPr>
-              <w:t xml:space="preserve">1400</w:t>
-            </w:r>
-          </w:p>
-        </w:tc>
-        <w:tc>
-          <w:tcPr>
-            <w:tcW w:type="dxa" w:w="1500"/>
-            <w:tcBorders>
-              <w:top w:val="none" w:color="FFFFFF" w:sz="0"/>
-              <w:left w:val="none" w:color="FFFFFF" w:sz="0"/>
-              <w:bottom w:val="single" w:color="DCDCDC" w:sz="4"/>
+              <w:t xml:space="preserve"/>
+            </w:r>
+          </w:p>
+        </w:tc>
+        <w:tc>
+          <w:tcPr>
+            <w:tcW w:type="dxa" w:w="2800"/>
+            <w:tcBorders>
+              <w:top w:val="none" w:color="FFFFFF" w:sz="0"/>
+              <w:left w:val="none" w:color="FFFFFF" w:sz="0"/>
+              <w:bottom w:val="single" w:color="111111" w:sz="8"/>
               <w:right w:val="none" w:color="FFFFFF" w:sz="0"/>
             </w:tcBorders>
             <w:tcMar>
@@ -1621,152 +1844,7 @@
                 <w:sz w:val="20"/>
                 <w:szCs w:val="20"/>
               </w:rPr>
-              <w:t xml:space="preserve">34 725 194 ₸</w:t>
-            </w:r>
-          </w:p>
-        </w:tc>
-      </w:tr>
-      <w:tr>
-        <w:tc>
-          <w:tcPr>
-            <w:tcW w:type="dxa" w:w="5239"/>
-            <w:tcBorders>
-              <w:top w:val="none" w:color="FFFFFF" w:sz="0"/>
-              <w:left w:val="none" w:color="FFFFFF" w:sz="0"/>
-              <w:bottom w:val="single" w:color="111111" w:sz="8"/>
-              <w:right w:val="none" w:color="FFFFFF" w:sz="0"/>
-            </w:tcBorders>
-            <w:tcMar>
-              <w:top w:type="dxa" w:w="90"/>
-              <w:left w:type="dxa" w:w="120"/>
-              <w:bottom w:type="dxa" w:w="90"/>
-              <w:right w:type="dxa" w:w="120"/>
-            </w:tcMar>
-          </w:tcPr>
-          <w:p>
-            <w:pPr>
-              <w:spacing w:after="0" w:line="240"/>
-            </w:pPr>
-            <w:r>
-              <w:rPr>
-                <w:rFonts w:ascii="Arial" w:cs="Arial" w:eastAsia="Arial" w:hAnsi="Arial"/>
-                <w:b/>
-                <w:bCs/>
-                <w:i w:val="false"/>
-                <w:iCs w:val="false"/>
-                <w:color w:val="111111"/>
-                <w:sz w:val="20"/>
-                <w:szCs w:val="20"/>
-              </w:rPr>
-              <w:t xml:space="preserve">Итого по предложению</w:t>
-            </w:r>
-          </w:p>
-        </w:tc>
-        <w:tc>
-          <w:tcPr>
-            <w:tcW w:type="dxa" w:w="1400"/>
-            <w:tcBorders>
-              <w:top w:val="none" w:color="FFFFFF" w:sz="0"/>
-              <w:left w:val="none" w:color="FFFFFF" w:sz="0"/>
-              <w:bottom w:val="single" w:color="111111" w:sz="8"/>
-              <w:right w:val="none" w:color="FFFFFF" w:sz="0"/>
-            </w:tcBorders>
-            <w:tcMar>
-              <w:top w:type="dxa" w:w="90"/>
-              <w:left w:type="dxa" w:w="120"/>
-              <w:bottom w:type="dxa" w:w="90"/>
-              <w:right w:type="dxa" w:w="120"/>
-            </w:tcMar>
-          </w:tcPr>
-          <w:p>
-            <w:pPr>
-              <w:spacing w:after="0" w:line="240"/>
-              <w:jc w:val="right"/>
-            </w:pPr>
-            <w:r>
-              <w:rPr>
-                <w:rFonts w:ascii="Arial" w:cs="Arial" w:eastAsia="Arial" w:hAnsi="Arial"/>
-                <w:b w:val="false"/>
-                <w:bCs w:val="false"/>
-                <w:i w:val="false"/>
-                <w:iCs w:val="false"/>
-                <w:color w:val="333333"/>
-                <w:sz w:val="20"/>
-                <w:szCs w:val="20"/>
-              </w:rPr>
-              <w:t xml:space="preserve">100 %</w:t>
-            </w:r>
-          </w:p>
-        </w:tc>
-        <w:tc>
-          <w:tcPr>
-            <w:tcW w:type="dxa" w:w="1500"/>
-            <w:tcBorders>
-              <w:top w:val="none" w:color="FFFFFF" w:sz="0"/>
-              <w:left w:val="none" w:color="FFFFFF" w:sz="0"/>
-              <w:bottom w:val="single" w:color="111111" w:sz="8"/>
-              <w:right w:val="none" w:color="FFFFFF" w:sz="0"/>
-            </w:tcBorders>
-            <w:tcMar>
-              <w:top w:type="dxa" w:w="90"/>
-              <w:left w:type="dxa" w:w="120"/>
-              <w:bottom w:type="dxa" w:w="90"/>
-              <w:right w:type="dxa" w:w="120"/>
-            </w:tcMar>
-          </w:tcPr>
-          <w:p>
-            <w:pPr>
-              <w:spacing w:after="0" w:line="240"/>
-              <w:jc w:val="right"/>
-            </w:pPr>
-            <w:r>
-              <w:rPr>
-                <w:rFonts w:ascii="Arial" w:cs="Arial" w:eastAsia="Arial" w:hAnsi="Arial"/>
-                <w:b w:val="false"/>
-                <w:bCs w:val="false"/>
-                <w:i w:val="false"/>
-                <w:iCs w:val="false"/>
-                <w:color w:val="333333"/>
-                <w:sz w:val="20"/>
-                <w:szCs w:val="20"/>
-              </w:rPr>
-              <w:t xml:space="preserve">2000</w:t>
-            </w:r>
-          </w:p>
-        </w:tc>
-        <w:tc>
-          <w:tcPr>
-            <w:tcW w:type="dxa" w:w="1500"/>
-            <w:tcBorders>
-              <w:top w:val="none" w:color="FFFFFF" w:sz="0"/>
-              <w:left w:val="none" w:color="FFFFFF" w:sz="0"/>
-              <w:bottom w:val="single" w:color="111111" w:sz="8"/>
-              <w:right w:val="none" w:color="FFFFFF" w:sz="0"/>
-            </w:tcBorders>
-            <w:tcMar>
-              <w:top w:type="dxa" w:w="90"/>
-              <w:left w:type="dxa" w:w="120"/>
-              <w:bottom w:type="dxa" w:w="90"/>
-              <w:right w:type="dxa" w:w="120"/>
-            </w:tcMar>
-          </w:tcPr>
-          <w:p>
-            <w:pPr>
-              <w:spacing w:after="0" w:line="240"/>
-              <w:jc w:val="right"/>
-            </w:pPr>
-            <w:r>
-              <w:rPr>
-                <w:rFonts w:ascii="Arial" w:cs="Arial" w:eastAsia="Arial" w:hAnsi="Arial"/>
-                <w:b/>
-                <w:bCs/>
-                <w:i w:val="false"/>
-                <w:iCs w:val="false"/>
-                <w:color w:val="111111"/>
-                <w:sz w:val="20"/>
-                <w:szCs w:val="20"/>
-              </w:rPr>
-              <w:t xml:space="preserve">49 607 420 ₸</w:t>
+              <w:t xml:space="preserve">49 607 420,00 ₸</w:t>
             </w:r>
           </w:p>
         </w:tc>
@@ -1786,13 +1864,13 @@
           <w:rFonts w:ascii="Arial" w:cs="Arial" w:eastAsia="Arial" w:hAnsi="Arial"/>
           <w:b w:val="false"/>
           <w:bCs w:val="false"/>
-          <w:i/>
-          <w:iCs/>
-          <w:color w:val="8A8A8A"/>
-          <w:sz w:val="17"/>
-          <w:szCs w:val="17"/>
-        </w:rPr>
-        <w:t xml:space="preserve">Стоимость указана с учётом НДС, расчёт от площади 24 803,71 м². В том числе: сумма без НДС — 42 765 017,24 ₸, НДС 16 % — 6 842 402,76 ₸.</w:t>
+          <w:i w:val="false"/>
+          <w:iCs w:val="false"/>
+          <w:color w:val="111111"/>
+          <w:sz w:val="18"/>
+          <w:szCs w:val="18"/>
+        </w:rPr>
+        <w:t xml:space="preserve">Стоимость работ с НДС за 1 м² расчётной площади: 2000 тенге.</w:t>
       </w:r>
     </w:p>
     <w:p>
@@ -1992,7 +2070,7 @@
           <w:sz w:val="20"/>
           <w:szCs w:val="20"/>
         </w:rPr>
-        <w:t xml:space="preserve">Архитектурное решение фасадов, ведомость отделочных материалов</w:t>
+        <w:t xml:space="preserve">Архитектурное решение фасадов</w:t>
       </w:r>
     </w:p>
     <w:p>
@@ -2056,7 +2134,7 @@
           <w:sz w:val="20"/>
           <w:szCs w:val="20"/>
         </w:rPr>
-        <w:t xml:space="preserve">Комплект презентационных материалов для градостроительного совета</w:t>
+        <w:t xml:space="preserve">Презентационные материалы для предварительного согласования</w:t>
       </w:r>
     </w:p>
     <w:p>
@@ -2111,7 +2189,7 @@
           <w:sz w:val="20"/>
           <w:szCs w:val="20"/>
         </w:rPr>
-        <w:t xml:space="preserve">Уточнение генерального плана по итогам рассмотрения градостроительным советом</w:t>
+        <w:t xml:space="preserve">Уточнение генерального плана по итогам предварительного согласования</w:t>
       </w:r>
     </w:p>
     <w:p>
@@ -2239,7 +2317,7 @@
           <w:sz w:val="20"/>
           <w:szCs w:val="20"/>
         </w:rPr>
-        <w:t xml:space="preserve">Уточнённые технико-экономические показатели, коэффициенты застройки и использования территории</w:t>
+        <w:t xml:space="preserve">Ведомость отделочных материалов</w:t>
       </w:r>
     </w:p>
     <w:p>
@@ -2271,7 +2349,71 @@
           <w:sz w:val="20"/>
           <w:szCs w:val="20"/>
         </w:rPr>
+        <w:t xml:space="preserve">Уточнённые технико-экономические показатели, коэффициенты застройки и использования территории</w:t>
+      </w:r>
+    </w:p>
+    <w:p>
+      <w:pPr>
+        <w:spacing w:after="55" w:line="245"/>
+        <w:ind w:left="200" w:hanging="200"/>
+      </w:pPr>
+      <w:r>
+        <w:rPr>
+          <w:rFonts w:ascii="Arial" w:cs="Arial" w:eastAsia="Arial" w:hAnsi="Arial"/>
+          <w:b w:val="false"/>
+          <w:bCs w:val="false"/>
+          <w:i w:val="false"/>
+          <w:iCs w:val="false"/>
+          <w:color w:val="FF4D23"/>
+          <w:sz w:val="20"/>
+          <w:szCs w:val="20"/>
+        </w:rPr>
+        <w:t xml:space="preserve">— </w:t>
+      </w:r>
+      <w:r>
+        <w:rPr>
+          <w:rFonts w:ascii="Arial" w:cs="Arial" w:eastAsia="Arial" w:hAnsi="Arial"/>
+          <w:b w:val="false"/>
+          <w:bCs w:val="false"/>
+          <w:i w:val="false"/>
+          <w:iCs w:val="false"/>
+          <w:color w:val="333333"/>
+          <w:sz w:val="20"/>
+          <w:szCs w:val="20"/>
+        </w:rPr>
         <w:t xml:space="preserve">Баланс территории: озеленение, покрытия, проезды, площадки</w:t>
+      </w:r>
+    </w:p>
+    <w:p>
+      <w:pPr>
+        <w:spacing w:after="55" w:line="245"/>
+        <w:ind w:left="200" w:hanging="200"/>
+      </w:pPr>
+      <w:r>
+        <w:rPr>
+          <w:rFonts w:ascii="Arial" w:cs="Arial" w:eastAsia="Arial" w:hAnsi="Arial"/>
+          <w:b w:val="false"/>
+          <w:bCs w:val="false"/>
+          <w:i w:val="false"/>
+          <w:iCs w:val="false"/>
+          <w:color w:val="FF4D23"/>
+          <w:sz w:val="20"/>
+          <w:szCs w:val="20"/>
+        </w:rPr>
+        <w:t xml:space="preserve">— </w:t>
+      </w:r>
+      <w:r>
+        <w:rPr>
+          <w:rFonts w:ascii="Arial" w:cs="Arial" w:eastAsia="Arial" w:hAnsi="Arial"/>
+          <w:b w:val="false"/>
+          <w:bCs w:val="false"/>
+          <w:i w:val="false"/>
+          <w:iCs w:val="false"/>
+          <w:color w:val="333333"/>
+          <w:sz w:val="20"/>
+          <w:szCs w:val="20"/>
+        </w:rPr>
+        <w:t xml:space="preserve">Комплект презентационных материалов для градостроительного совета</w:t>
       </w:r>
     </w:p>
     <w:p>
@@ -3313,388 +3455,102 @@
     </w:p>
     <w:p>
       <w:pPr>
-        <w:spacing w:after="320"/>
-      </w:pPr>
-    </w:p>
-    <w:tbl>
-      <w:tblPr>
-        <w:tblW w:type="dxa" w:w="9238"/>
-        <w:tblBorders>
-          <w:top w:val="single" w:color="auto" w:sz="4"/>
-          <w:left w:val="single" w:color="auto" w:sz="4"/>
-          <w:bottom w:val="single" w:color="auto" w:sz="4"/>
-          <w:right w:val="single" w:color="auto" w:sz="4"/>
-          <w:insideH w:val="single" w:color="auto" w:sz="4"/>
-          <w:insideV w:val="single" w:color="auto" w:sz="4"/>
-        </w:tblBorders>
-      </w:tblPr>
-      <w:tblGrid>
-        <w:gridCol w:w="4619"/>
-        <w:gridCol w:w="4619"/>
-      </w:tblGrid>
-      <w:tr>
-        <w:tc>
-          <w:tcPr>
-            <w:tcW w:type="dxa" w:w="4619"/>
-            <w:tcBorders>
-              <w:top w:val="none" w:color="FFFFFF" w:sz="0"/>
-              <w:left w:val="none" w:color="FFFFFF" w:sz="0"/>
-              <w:bottom w:val="single" w:color="111111" w:sz="8"/>
-              <w:right w:val="none" w:color="FFFFFF" w:sz="0"/>
-            </w:tcBorders>
-            <w:tcMar>
-              <w:top w:type="dxa" w:w="90"/>
-              <w:left w:type="dxa" w:w="120"/>
-              <w:bottom w:type="dxa" w:w="90"/>
-              <w:right w:type="dxa" w:w="120"/>
-            </w:tcMar>
-          </w:tcPr>
-          <w:p>
-            <w:pPr>
-              <w:spacing w:after="0" w:line="240"/>
-            </w:pPr>
-            <w:r>
-              <w:rPr>
-                <w:rFonts w:ascii="Arial" w:cs="Arial" w:eastAsia="Arial" w:hAnsi="Arial"/>
-                <w:b/>
-                <w:bCs/>
-                <w:i w:val="false"/>
-                <w:iCs w:val="false"/>
-                <w:color w:val="FF4D23"/>
-                <w:spacing w:val="6"/>
-                <w:sz w:val="16"/>
-                <w:szCs w:val="16"/>
-              </w:rPr>
-              <w:t xml:space="preserve">ИСПОЛНИТЕЛЬ</w:t>
-            </w:r>
-          </w:p>
-        </w:tc>
-        <w:tc>
-          <w:tcPr>
-            <w:tcW w:type="dxa" w:w="4619"/>
-            <w:tcBorders>
-              <w:top w:val="none" w:color="FFFFFF" w:sz="0"/>
-              <w:left w:val="none" w:color="FFFFFF" w:sz="0"/>
-              <w:bottom w:val="single" w:color="111111" w:sz="8"/>
-              <w:right w:val="none" w:color="FFFFFF" w:sz="0"/>
-            </w:tcBorders>
-            <w:tcMar>
-              <w:top w:type="dxa" w:w="90"/>
-              <w:left w:type="dxa" w:w="120"/>
-              <w:bottom w:type="dxa" w:w="90"/>
-              <w:right w:type="dxa" w:w="120"/>
-            </w:tcMar>
-          </w:tcPr>
-          <w:p>
-            <w:pPr>
-              <w:spacing w:after="0" w:line="240"/>
-            </w:pPr>
-            <w:r>
-              <w:rPr>
-                <w:rFonts w:ascii="Arial" w:cs="Arial" w:eastAsia="Arial" w:hAnsi="Arial"/>
-                <w:b/>
-                <w:bCs/>
-                <w:i w:val="false"/>
-                <w:iCs w:val="false"/>
-                <w:color w:val="FF4D23"/>
-                <w:spacing w:val="6"/>
-                <w:sz w:val="16"/>
-                <w:szCs w:val="16"/>
-              </w:rPr>
-              <w:t xml:space="preserve">ЗАКАЗЧИК</w:t>
-            </w:r>
-          </w:p>
-        </w:tc>
-      </w:tr>
-      <w:tr>
-        <w:tc>
-          <w:tcPr>
-            <w:tcW w:type="dxa" w:w="4619"/>
-            <w:tcBorders>
-              <w:top w:val="none" w:color="FFFFFF" w:sz="0"/>
-              <w:left w:val="none" w:color="FFFFFF" w:sz="0"/>
-              <w:bottom w:val="single" w:color="DCDCDC" w:sz="4"/>
-              <w:right w:val="none" w:color="FFFFFF" w:sz="0"/>
-            </w:tcBorders>
-            <w:tcMar>
-              <w:top w:type="dxa" w:w="90"/>
-              <w:left w:type="dxa" w:w="120"/>
-              <w:bottom w:type="dxa" w:w="90"/>
-              <w:right w:type="dxa" w:w="120"/>
-            </w:tcMar>
-          </w:tcPr>
-          <w:p>
-            <w:pPr>
-              <w:spacing w:after="0" w:line="240"/>
-            </w:pPr>
-            <w:r>
-              <w:rPr>
-                <w:rFonts w:ascii="Arial" w:cs="Arial" w:eastAsia="Arial" w:hAnsi="Arial"/>
-                <w:b/>
-                <w:bCs/>
-                <w:i w:val="false"/>
-                <w:iCs w:val="false"/>
-                <w:color w:val="111111"/>
-                <w:sz w:val="20"/>
-                <w:szCs w:val="20"/>
-              </w:rPr>
-              <w:t xml:space="preserve">ТОО «MOST Architects»</w:t>
-            </w:r>
-          </w:p>
-        </w:tc>
-        <w:tc>
-          <w:tcPr>
-            <w:tcW w:type="dxa" w:w="4619"/>
-            <w:tcBorders>
-              <w:top w:val="none" w:color="FFFFFF" w:sz="0"/>
-              <w:left w:val="none" w:color="FFFFFF" w:sz="0"/>
-              <w:bottom w:val="single" w:color="DCDCDC" w:sz="4"/>
-              <w:right w:val="none" w:color="FFFFFF" w:sz="0"/>
-            </w:tcBorders>
-            <w:tcMar>
-              <w:top w:type="dxa" w:w="90"/>
-              <w:left w:type="dxa" w:w="120"/>
-              <w:bottom w:type="dxa" w:w="90"/>
-              <w:right w:type="dxa" w:w="120"/>
-            </w:tcMar>
-          </w:tcPr>
-          <w:p>
-            <w:pPr>
-              <w:spacing w:after="0" w:line="240"/>
-            </w:pPr>
-            <w:r>
-              <w:rPr>
-                <w:rFonts w:ascii="Arial" w:cs="Arial" w:eastAsia="Arial" w:hAnsi="Arial"/>
-                <w:b w:val="false"/>
-                <w:bCs w:val="false"/>
-                <w:i w:val="false"/>
-                <w:iCs w:val="false"/>
-                <w:color w:val="8A8A8A"/>
-                <w:sz w:val="20"/>
-                <w:szCs w:val="20"/>
-              </w:rPr>
-              <w:t xml:space="preserve">______________________________</w:t>
-            </w:r>
-          </w:p>
-        </w:tc>
-      </w:tr>
-      <w:tr>
-        <w:tc>
-          <w:tcPr>
-            <w:tcW w:type="dxa" w:w="4619"/>
-            <w:tcBorders>
-              <w:top w:val="none" w:color="FFFFFF" w:sz="0"/>
-              <w:left w:val="none" w:color="FFFFFF" w:sz="0"/>
-              <w:bottom w:val="single" w:color="DCDCDC" w:sz="4"/>
-              <w:right w:val="none" w:color="FFFFFF" w:sz="0"/>
-            </w:tcBorders>
-            <w:tcMar>
-              <w:top w:type="dxa" w:w="90"/>
-              <w:left w:type="dxa" w:w="120"/>
-              <w:bottom w:type="dxa" w:w="90"/>
-              <w:right w:type="dxa" w:w="120"/>
-            </w:tcMar>
-          </w:tcPr>
-          <w:p>
-            <w:pPr>
-              <w:spacing w:after="0" w:line="240"/>
-            </w:pPr>
-            <w:r>
-              <w:rPr>
-                <w:rFonts w:ascii="Arial" w:cs="Arial" w:eastAsia="Arial" w:hAnsi="Arial"/>
-                <w:b w:val="false"/>
-                <w:bCs w:val="false"/>
-                <w:i w:val="false"/>
-                <w:iCs w:val="false"/>
-                <w:color w:val="333333"/>
-                <w:sz w:val="17"/>
-                <w:szCs w:val="17"/>
-              </w:rPr>
-              <w:t xml:space="preserve">г. Алматы, ул. Утеген батыра 11в к6/1</w:t>
-            </w:r>
-          </w:p>
-        </w:tc>
-        <w:tc>
-          <w:tcPr>
-            <w:tcW w:type="dxa" w:w="4619"/>
-            <w:tcBorders>
-              <w:top w:val="none" w:color="FFFFFF" w:sz="0"/>
-              <w:left w:val="none" w:color="FFFFFF" w:sz="0"/>
-              <w:bottom w:val="single" w:color="DCDCDC" w:sz="4"/>
-              <w:right w:val="none" w:color="FFFFFF" w:sz="0"/>
-            </w:tcBorders>
-            <w:tcMar>
-              <w:top w:type="dxa" w:w="90"/>
-              <w:left w:type="dxa" w:w="120"/>
-              <w:bottom w:type="dxa" w:w="90"/>
-              <w:right w:type="dxa" w:w="120"/>
-            </w:tcMar>
-          </w:tcPr>
-          <w:p>
-            <w:pPr>
-              <w:spacing w:after="0" w:line="240"/>
-            </w:pPr>
-            <w:r>
-              <w:rPr>
-                <w:rFonts w:ascii="Arial" w:cs="Arial" w:eastAsia="Arial" w:hAnsi="Arial"/>
-                <w:b w:val="false"/>
-                <w:bCs w:val="false"/>
-                <w:i w:val="false"/>
-                <w:iCs w:val="false"/>
-                <w:color w:val="8A8A8A"/>
-                <w:sz w:val="20"/>
-                <w:szCs w:val="20"/>
-              </w:rPr>
-              <w:t xml:space="preserve">______________________________</w:t>
-            </w:r>
-          </w:p>
-        </w:tc>
-      </w:tr>
-      <w:tr>
-        <w:tc>
-          <w:tcPr>
-            <w:tcW w:type="dxa" w:w="4619"/>
-            <w:tcBorders>
-              <w:top w:val="none" w:color="FFFFFF" w:sz="0"/>
-              <w:left w:val="none" w:color="FFFFFF" w:sz="0"/>
-              <w:bottom w:val="single" w:color="DCDCDC" w:sz="4"/>
-              <w:right w:val="none" w:color="FFFFFF" w:sz="0"/>
-            </w:tcBorders>
-            <w:tcMar>
-              <w:top w:type="dxa" w:w="90"/>
-              <w:left w:type="dxa" w:w="120"/>
-              <w:bottom w:type="dxa" w:w="90"/>
-              <w:right w:type="dxa" w:w="120"/>
-            </w:tcMar>
-          </w:tcPr>
-          <w:p>
-            <w:pPr>
-              <w:spacing w:after="0" w:line="240"/>
-            </w:pPr>
-            <w:r>
-              <w:rPr>
-                <w:rFonts w:ascii="Arial" w:cs="Arial" w:eastAsia="Arial" w:hAnsi="Arial"/>
-                <w:b w:val="false"/>
-                <w:bCs w:val="false"/>
-                <w:i w:val="false"/>
-                <w:iCs w:val="false"/>
-                <w:color w:val="111111"/>
-                <w:sz w:val="20"/>
-                <w:szCs w:val="20"/>
-              </w:rPr>
-              <w:t xml:space="preserve">Директор  ______________  Иманкулов И.Т.</w:t>
-            </w:r>
-          </w:p>
-        </w:tc>
-        <w:tc>
-          <w:tcPr>
-            <w:tcW w:type="dxa" w:w="4619"/>
-            <w:tcBorders>
-              <w:top w:val="none" w:color="FFFFFF" w:sz="0"/>
-              <w:left w:val="none" w:color="FFFFFF" w:sz="0"/>
-              <w:bottom w:val="single" w:color="DCDCDC" w:sz="4"/>
-              <w:right w:val="none" w:color="FFFFFF" w:sz="0"/>
-            </w:tcBorders>
-            <w:tcMar>
-              <w:top w:type="dxa" w:w="90"/>
-              <w:left w:type="dxa" w:w="120"/>
-              <w:bottom w:type="dxa" w:w="90"/>
-              <w:right w:type="dxa" w:w="120"/>
-            </w:tcMar>
-          </w:tcPr>
-          <w:p>
-            <w:pPr>
-              <w:spacing w:after="0" w:line="240"/>
-            </w:pPr>
-            <w:r>
-              <w:rPr>
-                <w:rFonts w:ascii="Arial" w:cs="Arial" w:eastAsia="Arial" w:hAnsi="Arial"/>
-                <w:b w:val="false"/>
-                <w:bCs w:val="false"/>
-                <w:i w:val="false"/>
-                <w:iCs w:val="false"/>
-                <w:color w:val="8A8A8A"/>
-                <w:sz w:val="20"/>
-                <w:szCs w:val="20"/>
-              </w:rPr>
-              <w:t xml:space="preserve">______________________________</w:t>
-            </w:r>
-          </w:p>
-        </w:tc>
-      </w:tr>
-      <w:tr>
-        <w:tc>
-          <w:tcPr>
-            <w:tcW w:type="dxa" w:w="4619"/>
-            <w:tcBorders>
-              <w:top w:val="none" w:color="FFFFFF" w:sz="0"/>
-              <w:left w:val="none" w:color="FFFFFF" w:sz="0"/>
-              <w:bottom w:val="single" w:color="DCDCDC" w:sz="4"/>
-              <w:right w:val="none" w:color="FFFFFF" w:sz="0"/>
-            </w:tcBorders>
-            <w:tcMar>
-              <w:top w:type="dxa" w:w="90"/>
-              <w:left w:type="dxa" w:w="120"/>
-              <w:bottom w:type="dxa" w:w="90"/>
-              <w:right w:type="dxa" w:w="120"/>
-            </w:tcMar>
-          </w:tcPr>
-          <w:p>
-            <w:pPr>
-              <w:spacing w:after="0" w:line="240"/>
-            </w:pPr>
-            <w:r>
-              <w:rPr>
-                <w:rFonts w:ascii="Arial" w:cs="Arial" w:eastAsia="Arial" w:hAnsi="Arial"/>
-                <w:b w:val="false"/>
-                <w:bCs w:val="false"/>
-                <w:i w:val="false"/>
-                <w:iCs w:val="false"/>
-                <w:color w:val="8A8A8A"/>
-                <w:sz w:val="15"/>
-                <w:szCs w:val="15"/>
-              </w:rPr>
-              <w:t xml:space="preserve">М.П.</w:t>
-            </w:r>
-          </w:p>
-        </w:tc>
-        <w:tc>
-          <w:tcPr>
-            <w:tcW w:type="dxa" w:w="4619"/>
-            <w:tcBorders>
-              <w:top w:val="none" w:color="FFFFFF" w:sz="0"/>
-              <w:left w:val="none" w:color="FFFFFF" w:sz="0"/>
-              <w:bottom w:val="single" w:color="DCDCDC" w:sz="4"/>
-              <w:right w:val="none" w:color="FFFFFF" w:sz="0"/>
-            </w:tcBorders>
-            <w:tcMar>
-              <w:top w:type="dxa" w:w="90"/>
-              <w:left w:type="dxa" w:w="120"/>
-              <w:bottom w:type="dxa" w:w="90"/>
-              <w:right w:type="dxa" w:w="120"/>
-            </w:tcMar>
-          </w:tcPr>
-          <w:p>
-            <w:pPr>
-              <w:spacing w:after="0" w:line="240"/>
-            </w:pPr>
-            <w:r>
-              <w:rPr>
-                <w:rFonts w:ascii="Arial" w:cs="Arial" w:eastAsia="Arial" w:hAnsi="Arial"/>
-                <w:b w:val="false"/>
-                <w:bCs w:val="false"/>
-                <w:i w:val="false"/>
-                <w:iCs w:val="false"/>
-                <w:color w:val="8A8A8A"/>
-                <w:sz w:val="15"/>
-                <w:szCs w:val="15"/>
-              </w:rPr>
-              <w:t xml:space="preserve">подпись, дата</w:t>
-            </w:r>
-          </w:p>
-        </w:tc>
-      </w:tr>
-    </w:tbl>
+        <w:spacing w:after="560"/>
+      </w:pPr>
+    </w:p>
+    <w:p>
+      <w:pPr>
+        <w:spacing w:after="60" w:before="0" w:line="260"/>
+      </w:pPr>
+      <w:r>
+        <w:rPr>
+          <w:rFonts w:ascii="Arial" w:cs="Arial" w:eastAsia="Arial" w:hAnsi="Arial"/>
+          <w:b/>
+          <w:bCs/>
+          <w:i w:val="false"/>
+          <w:iCs w:val="false"/>
+          <w:color w:val="111111"/>
+          <w:sz w:val="21"/>
+          <w:szCs w:val="21"/>
+        </w:rPr>
+        <w:t xml:space="preserve">ТОО «MOST Architects»</w:t>
+      </w:r>
+    </w:p>
+    <w:p>
+      <w:pPr>
+        <w:spacing w:after="420" w:before="0" w:line="260"/>
+      </w:pPr>
+      <w:r>
+        <w:rPr>
+          <w:rFonts w:ascii="Arial" w:cs="Arial" w:eastAsia="Arial" w:hAnsi="Arial"/>
+          <w:b w:val="false"/>
+          <w:bCs w:val="false"/>
+          <w:i w:val="false"/>
+          <w:iCs w:val="false"/>
+          <w:color w:val="333333"/>
+          <w:sz w:val="17"/>
+          <w:szCs w:val="17"/>
+        </w:rPr>
+        <w:t xml:space="preserve">г. Алматы, ул. Утеген батыра 11в к6/1</w:t>
+      </w:r>
+    </w:p>
+    <w:p>
+      <w:pPr>
+        <w:spacing w:after="0" w:line="260"/>
+      </w:pPr>
+      <w:r>
+        <w:rPr>
+          <w:rFonts w:ascii="Arial" w:cs="Arial" w:eastAsia="Arial" w:hAnsi="Arial"/>
+          <w:b w:val="false"/>
+          <w:bCs w:val="false"/>
+          <w:i w:val="false"/>
+          <w:iCs w:val="false"/>
+          <w:color w:val="111111"/>
+          <w:sz w:val="20"/>
+          <w:szCs w:val="20"/>
+        </w:rPr>
+        <w:t xml:space="preserve">Директор</w:t>
+      </w:r>
+      <w:r>
+        <w:rPr>
+          <w:rFonts w:ascii="Arial" w:cs="Arial" w:eastAsia="Arial" w:hAnsi="Arial"/>
+          <w:b w:val="false"/>
+          <w:bCs w:val="false"/>
+          <w:i w:val="false"/>
+          <w:iCs w:val="false"/>
+          <w:color w:val="8A8A8A"/>
+          <w:sz w:val="17"/>
+          <w:szCs w:val="17"/>
+        </w:rPr>
+        <w:t xml:space="preserve">          М.П.  </w:t>
+      </w:r>
+      <w:r>
+        <w:rPr>
+          <w:rFonts w:ascii="Arial" w:cs="Arial" w:eastAsia="Arial" w:hAnsi="Arial"/>
+          <w:b w:val="false"/>
+          <w:bCs w:val="false"/>
+          <w:i w:val="false"/>
+          <w:iCs w:val="false"/>
+          <w:color w:val="8A8A8A"/>
+          <w:sz w:val="20"/>
+          <w:szCs w:val="20"/>
+        </w:rPr>
+        <w:t xml:space="preserve">_________________</w:t>
+      </w:r>
+      <w:r>
+        <w:rPr>
+          <w:rFonts w:ascii="Arial" w:cs="Arial" w:eastAsia="Arial" w:hAnsi="Arial"/>
+          <w:b w:val="false"/>
+          <w:bCs w:val="false"/>
+          <w:i w:val="false"/>
+          <w:iCs w:val="false"/>
+          <w:color w:val="111111"/>
+          <w:sz w:val="20"/>
+          <w:szCs w:val="20"/>
+        </w:rPr>
+        <w:t xml:space="preserve">          Иманкулов И.Т.</w:t>
+      </w:r>
+    </w:p>
     <w:sectPr>
       <w:pgSz w:w="11906" w:h="16838" w:orient="portrait"/>
       <w:pgMar w:top="1133" w:right="1133" w:bottom="1133" w:left="1133" w:header="708" w:footer="708" w:gutter="0"/>

--- a/presentations/aurora-hotel/kp/MOST_KP_Bukhtarminskaya_EP.docx
+++ b/presentations/aurora-hotel/kp/MOST_KP_Bukhtarminskaya_EP.docx
@@ -3455,12 +3455,12 @@
     </w:p>
     <w:p>
       <w:pPr>
-        <w:spacing w:after="560"/>
-      </w:pPr>
-    </w:p>
-    <w:p>
-      <w:pPr>
-        <w:spacing w:after="60" w:before="0" w:line="260"/>
+        <w:spacing w:after="520"/>
+      </w:pPr>
+    </w:p>
+    <w:p>
+      <w:pPr>
+        <w:spacing w:after="40" w:before="0" w:line="260"/>
       </w:pPr>
       <w:r>
         <w:rPr>
@@ -3478,7 +3478,7 @@
     </w:p>
     <w:p>
       <w:pPr>
-        <w:spacing w:after="420" w:before="0" w:line="260"/>
+        <w:spacing w:after="20" w:before="0" w:line="260"/>
       </w:pPr>
       <w:r>
         <w:rPr>
@@ -3488,17 +3488,149 @@
           <w:i w:val="false"/>
           <w:iCs w:val="false"/>
           <w:color w:val="333333"/>
-          <w:sz w:val="17"/>
-          <w:szCs w:val="17"/>
+          <w:sz w:val="18"/>
+          <w:szCs w:val="18"/>
         </w:rPr>
         <w:t xml:space="preserve">г. Алматы, ул. Утеген батыра 11в к6/1</w:t>
       </w:r>
     </w:p>
     <w:p>
       <w:pPr>
+        <w:spacing w:after="20" w:before="0" w:line="260"/>
+      </w:pPr>
+      <w:r>
+        <w:rPr>
+          <w:rFonts w:ascii="Arial" w:cs="Arial" w:eastAsia="Arial" w:hAnsi="Arial"/>
+          <w:b w:val="false"/>
+          <w:bCs w:val="false"/>
+          <w:i w:val="false"/>
+          <w:iCs w:val="false"/>
+          <w:color w:val="333333"/>
+          <w:sz w:val="18"/>
+          <w:szCs w:val="18"/>
+        </w:rPr>
+        <w:t xml:space="preserve">+7 771 733 77 00</w:t>
+      </w:r>
+    </w:p>
+    <w:p>
+      <w:pPr>
+        <w:spacing w:after="560" w:before="0" w:line="260"/>
+      </w:pPr>
+      <w:r>
+        <w:rPr>
+          <w:rFonts w:ascii="Arial" w:cs="Arial" w:eastAsia="Arial" w:hAnsi="Arial"/>
+          <w:b w:val="false"/>
+          <w:bCs w:val="false"/>
+          <w:i w:val="false"/>
+          <w:iCs w:val="false"/>
+          <w:color w:val="333333"/>
+          <w:sz w:val="18"/>
+          <w:szCs w:val="18"/>
+        </w:rPr>
+        <w:t xml:space="preserve">most-a.com</w:t>
+      </w:r>
+    </w:p>
+    <w:p>
+      <w:pPr>
         <w:spacing w:after="0" w:line="260"/>
       </w:pPr>
       <w:r>
+        <w:drawing>
+          <wp:anchor distT="0" distB="0" distL="0" distR="0" simplePos="0" allowOverlap="1" behindDoc="0" locked="0" layoutInCell="1" relativeHeight="1085850">
+            <wp:simplePos x="0" y="0"/>
+            <wp:positionH relativeFrom="column">
+              <wp:posOffset>530352</wp:posOffset>
+            </wp:positionH>
+            <wp:positionV relativeFrom="paragraph">
+              <wp:posOffset>-274320</wp:posOffset>
+            </wp:positionV>
+            <wp:extent cx="1123950" cy="1085850"/>
+            <wp:effectExtent t="0" r="0" b="0" l="0"/>
+            <wp:wrapNone/>
+            <wp:docPr id="1" name="" descr="" title=""/>
+            <wp:cNvGraphicFramePr>
+              <a:graphicFrameLocks xmlns:a="http://schemas.openxmlformats.org/drawingml/2006/main" noChangeAspect="1"/>
+            </wp:cNvGraphicFramePr>
+            <a:graphic xmlns:a="http://schemas.openxmlformats.org/drawingml/2006/main">
+              <a:graphicData uri="http://schemas.openxmlformats.org/drawingml/2006/picture">
+                <pic:pic xmlns:pic="http://schemas.openxmlformats.org/drawingml/2006/picture">
+                  <pic:nvPicPr>
+                    <pic:cNvPr id="0" name="" descr=""/>
+                    <pic:cNvPicPr>
+                      <a:picLocks noChangeAspect="1" noChangeArrowheads="1"/>
+                    </pic:cNvPicPr>
+                  </pic:nvPicPr>
+                  <pic:blipFill>
+                    <a:blip r:embed="rId9" cstate="none"/>
+                    <a:srcRect/>
+                    <a:stretch>
+                      <a:fillRect/>
+                    </a:stretch>
+                  </pic:blipFill>
+                  <pic:spPr bwMode="auto">
+                    <a:xfrm>
+                      <a:off x="0" y="0"/>
+                      <a:ext cx="1123950" cy="1085850"/>
+                    </a:xfrm>
+                    <a:prstGeom prst="rect">
+                      <a:avLst/>
+                    </a:prstGeom>
+                  </pic:spPr>
+                </pic:pic>
+              </a:graphicData>
+            </a:graphic>
+          </wp:anchor>
+        </w:drawing>
+      </w:r>
+      <w:r>
+        <w:drawing>
+          <wp:anchor distT="0" distB="0" distL="0" distR="0" simplePos="0" allowOverlap="1" behindDoc="0" locked="0" layoutInCell="1" relativeHeight="981075">
+            <wp:simplePos x="0" y="0"/>
+            <wp:positionH relativeFrom="column">
+              <wp:posOffset>1188720</wp:posOffset>
+            </wp:positionH>
+            <wp:positionV relativeFrom="paragraph">
+              <wp:posOffset>-420624</wp:posOffset>
+            </wp:positionV>
+            <wp:extent cx="1600200" cy="981075"/>
+            <wp:effectExtent t="0" r="0" b="0" l="0"/>
+            <wp:wrapNone/>
+            <wp:docPr id="1" name="" descr="" title=""/>
+            <wp:cNvGraphicFramePr>
+              <a:graphicFrameLocks xmlns:a="http://schemas.openxmlformats.org/drawingml/2006/main" noChangeAspect="1"/>
+            </wp:cNvGraphicFramePr>
+            <a:graphic xmlns:a="http://schemas.openxmlformats.org/drawingml/2006/main">
+              <a:graphicData uri="http://schemas.openxmlformats.org/drawingml/2006/picture">
+                <pic:pic xmlns:pic="http://schemas.openxmlformats.org/drawingml/2006/picture">
+                  <pic:nvPicPr>
+                    <pic:cNvPr id="0" name="" descr=""/>
+                    <pic:cNvPicPr>
+                      <a:picLocks noChangeAspect="1" noChangeArrowheads="1"/>
+                    </pic:cNvPicPr>
+                  </pic:nvPicPr>
+                  <pic:blipFill>
+                    <a:blip r:embed="rId10" cstate="none"/>
+                    <a:srcRect/>
+                    <a:stretch>
+                      <a:fillRect/>
+                    </a:stretch>
+                  </pic:blipFill>
+                  <pic:spPr bwMode="auto">
+                    <a:xfrm>
+                      <a:off x="0" y="0"/>
+                      <a:ext cx="1600200" cy="981075"/>
+                    </a:xfrm>
+                    <a:prstGeom prst="rect">
+                      <a:avLst/>
+                    </a:prstGeom>
+                  </pic:spPr>
+                </pic:pic>
+              </a:graphicData>
+            </a:graphic>
+          </wp:anchor>
+        </w:drawing>
+      </w:r>
+      <w:r>
         <w:rPr>
           <w:rFonts w:ascii="Arial" w:cs="Arial" w:eastAsia="Arial" w:hAnsi="Arial"/>
           <w:b w:val="false"/>
@@ -3519,10 +3651,10 @@
           <w:i w:val="false"/>
           <w:iCs w:val="false"/>
           <w:color w:val="8A8A8A"/>
-          <w:sz w:val="17"/>
-          <w:szCs w:val="17"/>
-        </w:rPr>
-        <w:t xml:space="preserve">          М.П.  </w:t>
+          <w:sz w:val="20"/>
+          <w:szCs w:val="20"/>
+        </w:rPr>
+        <w:t xml:space="preserve">            </w:t>
       </w:r>
       <w:r>
         <w:rPr>

--- a/presentations/aurora-hotel/kp/MOST_KP_Bukhtarminskaya_EP.docx
+++ b/presentations/aurora-hotel/kp/MOST_KP_Bukhtarminskaya_EP.docx
@@ -2102,7 +2102,7 @@
           <w:sz w:val="20"/>
           <w:szCs w:val="20"/>
         </w:rPr>
-        <w:t xml:space="preserve">Визуализации — 11 ракурсов (экстерьер, интерьеры общественных зон и номера)</w:t>
+        <w:t xml:space="preserve">Визуализации объёмного решения — 3 ракурса экстерьера</w:t>
       </w:r>
     </w:p>
     <w:p>
@@ -2349,6 +2349,38 @@
           <w:sz w:val="20"/>
           <w:szCs w:val="20"/>
         </w:rPr>
+        <w:t xml:space="preserve">Визуализации экстерьера — 3 ракурса, включая вечерний вид</w:t>
+      </w:r>
+    </w:p>
+    <w:p>
+      <w:pPr>
+        <w:spacing w:after="55" w:line="245"/>
+        <w:ind w:left="200" w:hanging="200"/>
+      </w:pPr>
+      <w:r>
+        <w:rPr>
+          <w:rFonts w:ascii="Arial" w:cs="Arial" w:eastAsia="Arial" w:hAnsi="Arial"/>
+          <w:b w:val="false"/>
+          <w:bCs w:val="false"/>
+          <w:i w:val="false"/>
+          <w:iCs w:val="false"/>
+          <w:color w:val="FF4D23"/>
+          <w:sz w:val="20"/>
+          <w:szCs w:val="20"/>
+        </w:rPr>
+        <w:t xml:space="preserve">— </w:t>
+      </w:r>
+      <w:r>
+        <w:rPr>
+          <w:rFonts w:ascii="Arial" w:cs="Arial" w:eastAsia="Arial" w:hAnsi="Arial"/>
+          <w:b w:val="false"/>
+          <w:bCs w:val="false"/>
+          <w:i w:val="false"/>
+          <w:iCs w:val="false"/>
+          <w:color w:val="333333"/>
+          <w:sz w:val="20"/>
+          <w:szCs w:val="20"/>
+        </w:rPr>
         <w:t xml:space="preserve">Уточнённые технико-экономические показатели, коэффициенты застройки и использования территории</w:t>
       </w:r>
     </w:p>
@@ -2533,6 +2565,38 @@
           <w:szCs w:val="20"/>
         </w:rPr>
         <w:t xml:space="preserve">Схема транспортного обслуживания, узлы въезда, пожарные проезды</w:t>
+      </w:r>
+    </w:p>
+    <w:p>
+      <w:pPr>
+        <w:spacing w:after="55" w:line="245"/>
+        <w:ind w:left="200" w:hanging="200"/>
+      </w:pPr>
+      <w:r>
+        <w:rPr>
+          <w:rFonts w:ascii="Arial" w:cs="Arial" w:eastAsia="Arial" w:hAnsi="Arial"/>
+          <w:b w:val="false"/>
+          <w:bCs w:val="false"/>
+          <w:i w:val="false"/>
+          <w:iCs w:val="false"/>
+          <w:color w:val="FF4D23"/>
+          <w:sz w:val="20"/>
+          <w:szCs w:val="20"/>
+        </w:rPr>
+        <w:t xml:space="preserve">— </w:t>
+      </w:r>
+      <w:r>
+        <w:rPr>
+          <w:rFonts w:ascii="Arial" w:cs="Arial" w:eastAsia="Arial" w:hAnsi="Arial"/>
+          <w:b w:val="false"/>
+          <w:bCs w:val="false"/>
+          <w:i w:val="false"/>
+          <w:iCs w:val="false"/>
+          <w:color w:val="333333"/>
+          <w:sz w:val="20"/>
+          <w:szCs w:val="20"/>
+        </w:rPr>
+        <w:t xml:space="preserve">Визуализации интерьеров — 5 ракурсов: общественные зоны и номер</w:t>
       </w:r>
     </w:p>
     <w:p>

--- a/presentations/aurora-hotel/kp/MOST_KP_Bukhtarminskaya_EP.docx
+++ b/presentations/aurora-hotel/kp/MOST_KP_Bukhtarminskaya_EP.docx
@@ -2596,38 +2596,6 @@
           <w:sz w:val="20"/>
           <w:szCs w:val="20"/>
         </w:rPr>
-        <w:t xml:space="preserve">Визуализации интерьеров — 5 ракурсов: общественные зоны и номер</w:t>
-      </w:r>
-    </w:p>
-    <w:p>
-      <w:pPr>
-        <w:spacing w:after="55" w:line="245"/>
-        <w:ind w:left="200" w:hanging="200"/>
-      </w:pPr>
-      <w:r>
-        <w:rPr>
-          <w:rFonts w:ascii="Arial" w:cs="Arial" w:eastAsia="Arial" w:hAnsi="Arial"/>
-          <w:b w:val="false"/>
-          <w:bCs w:val="false"/>
-          <w:i w:val="false"/>
-          <w:iCs w:val="false"/>
-          <w:color w:val="FF4D23"/>
-          <w:sz w:val="20"/>
-          <w:szCs w:val="20"/>
-        </w:rPr>
-        <w:t xml:space="preserve">— </w:t>
-      </w:r>
-      <w:r>
-        <w:rPr>
-          <w:rFonts w:ascii="Arial" w:cs="Arial" w:eastAsia="Arial" w:hAnsi="Arial"/>
-          <w:b w:val="false"/>
-          <w:bCs w:val="false"/>
-          <w:i w:val="false"/>
-          <w:iCs w:val="false"/>
-          <w:color w:val="333333"/>
-          <w:sz w:val="20"/>
-          <w:szCs w:val="20"/>
-        </w:rPr>
         <w:t xml:space="preserve">Пояснительная записка</w:t>
       </w:r>
     </w:p>
@@ -3333,6 +3301,38 @@
           <w:szCs w:val="20"/>
         </w:rPr>
         <w:t xml:space="preserve">Инженерно-геологические и геодезические изыскания, топографическая съёмка</w:t>
+      </w:r>
+    </w:p>
+    <w:p>
+      <w:pPr>
+        <w:spacing w:after="55" w:line="245"/>
+        <w:ind w:left="200" w:hanging="200"/>
+      </w:pPr>
+      <w:r>
+        <w:rPr>
+          <w:rFonts w:ascii="Arial" w:cs="Arial" w:eastAsia="Arial" w:hAnsi="Arial"/>
+          <w:b w:val="false"/>
+          <w:bCs w:val="false"/>
+          <w:i w:val="false"/>
+          <w:iCs w:val="false"/>
+          <w:color w:val="FF4D23"/>
+          <w:sz w:val="20"/>
+          <w:szCs w:val="20"/>
+        </w:rPr>
+        <w:t xml:space="preserve">— </w:t>
+      </w:r>
+      <w:r>
+        <w:rPr>
+          <w:rFonts w:ascii="Arial" w:cs="Arial" w:eastAsia="Arial" w:hAnsi="Arial"/>
+          <w:b w:val="false"/>
+          <w:bCs w:val="false"/>
+          <w:i w:val="false"/>
+          <w:iCs w:val="false"/>
+          <w:color w:val="333333"/>
+          <w:sz w:val="20"/>
+          <w:szCs w:val="20"/>
+        </w:rPr>
+        <w:t xml:space="preserve">Дизайн-проект интерьеров. Интерьерные визуализации, передаваемые в составе презентационных материалов, носят иллюстративный характер и дизайн-проектом не являются</w:t>
       </w:r>
     </w:p>
     <w:p>
